--- a/Labs/1.Lambdas_and_Streams_API/Advanced_Lambda_Stream_SQL_Practice.docx
+++ b/Labs/1.Lambdas_and_Streams_API/Advanced_Lambda_Stream_SQL_Practice.docx
@@ -13,14 +13,77 @@
     </w:p>
     <w:p>
       <w:pPr>
-        <w:pStyle w:val="Heading2"/>
-      </w:pPr>
-      <w:r>
-        <w:t>Method Stubs (with TODOs)</w:t>
+        <w:pStyle w:val="ListParagraph"/>
+        <w:numPr>
+          <w:ilvl w:val="0"/>
+          <w:numId w:val="13"/>
+        </w:numPr>
+      </w:pPr>
+      <w:r>
+        <w:t>Create a SharePoint folder as below</w:t>
       </w:r>
     </w:p>
     <w:p>
       <w:r>
+        <w:drawing>
+          <wp:inline distT="0" distB="0" distL="0" distR="0" wp14:anchorId="213F38F3" wp14:editId="5A6903D0">
+            <wp:extent cx="3096057" cy="476316"/>
+            <wp:effectExtent l="0" t="0" r="9525" b="0"/>
+            <wp:docPr id="2020026868" name="Picture 1" descr="A close-up of a sign&#10;&#10;AI-generated content may be incorrect."/>
+            <wp:cNvGraphicFramePr>
+              <a:graphicFrameLocks xmlns:a="http://schemas.openxmlformats.org/drawingml/2006/main" noChangeAspect="1"/>
+            </wp:cNvGraphicFramePr>
+            <a:graphic xmlns:a="http://schemas.openxmlformats.org/drawingml/2006/main">
+              <a:graphicData uri="http://schemas.openxmlformats.org/drawingml/2006/picture">
+                <pic:pic xmlns:pic="http://schemas.openxmlformats.org/drawingml/2006/picture">
+                  <pic:nvPicPr>
+                    <pic:cNvPr id="2020026868" name="Picture 1" descr="A close-up of a sign&#10;&#10;AI-generated content may be incorrect."/>
+                    <pic:cNvPicPr/>
+                  </pic:nvPicPr>
+                  <pic:blipFill>
+                    <a:blip r:embed="rId8"/>
+                    <a:stretch>
+                      <a:fillRect/>
+                    </a:stretch>
+                  </pic:blipFill>
+                  <pic:spPr>
+                    <a:xfrm>
+                      <a:off x="0" y="0"/>
+                      <a:ext cx="3096057" cy="476316"/>
+                    </a:xfrm>
+                    <a:prstGeom prst="rect">
+                      <a:avLst/>
+                    </a:prstGeom>
+                  </pic:spPr>
+                </pic:pic>
+              </a:graphicData>
+            </a:graphic>
+          </wp:inline>
+        </w:drawing>
+      </w:r>
+    </w:p>
+    <w:p>
+      <w:pPr>
+        <w:pStyle w:val="ListParagraph"/>
+        <w:numPr>
+          <w:ilvl w:val="0"/>
+          <w:numId w:val="13"/>
+        </w:numPr>
+      </w:pPr>
+      <w:r>
+        <w:t>Upload the Java project and SQL script to the above folder.</w:t>
+      </w:r>
+    </w:p>
+    <w:p>
+      <w:pPr>
+        <w:pStyle w:val="Heading2"/>
+      </w:pPr>
+      <w:r>
+        <w:t>Method Stubs (with TODOs)</w:t>
+      </w:r>
+    </w:p>
+    <w:p>
+      <w:r>
         <w:t>class Employee {</w:t>
       </w:r>
       <w:r>
@@ -56,27 +119,11 @@
       </w:r>
       <w:r>
         <w:br/>
-        <w:t xml:space="preserve">        </w:t>
-      </w:r>
-      <w:proofErr w:type="spellStart"/>
-      <w:r>
-        <w:t>this.dept</w:t>
-      </w:r>
-      <w:proofErr w:type="spellEnd"/>
-      <w:r>
-        <w:t xml:space="preserve"> = dept;</w:t>
-      </w:r>
-      <w:r>
-        <w:br/>
-        <w:t xml:space="preserve">        </w:t>
-      </w:r>
-      <w:proofErr w:type="spellStart"/>
-      <w:r>
-        <w:t>this.salary</w:t>
-      </w:r>
-      <w:proofErr w:type="spellEnd"/>
-      <w:r>
-        <w:t xml:space="preserve"> = salary;</w:t>
+        <w:t xml:space="preserve">        this.dept = dept;</w:t>
+      </w:r>
+      <w:r>
+        <w:br/>
+        <w:t xml:space="preserve">        this.salary = salary;</w:t>
       </w:r>
       <w:r>
         <w:br/>
@@ -91,15 +138,7 @@
       </w:r>
       <w:r>
         <w:br/>
-        <w:t xml:space="preserve">    public String </w:t>
-      </w:r>
-      <w:proofErr w:type="spellStart"/>
-      <w:r>
-        <w:t>toString</w:t>
-      </w:r>
-      <w:proofErr w:type="spellEnd"/>
-      <w:r>
-        <w:t>() {</w:t>
+        <w:t xml:space="preserve">    public String toString() {</w:t>
       </w:r>
       <w:r>
         <w:br/>
@@ -118,15 +157,7 @@
       </w:r>
       <w:r>
         <w:br/>
-        <w:t xml:space="preserve">public class </w:t>
-      </w:r>
-      <w:proofErr w:type="spellStart"/>
-      <w:r>
-        <w:t>StreamLambdaPractice</w:t>
-      </w:r>
-      <w:proofErr w:type="spellEnd"/>
-      <w:r>
-        <w:t xml:space="preserve"> {</w:t>
+        <w:t>public class StreamLambdaPractice {</w:t>
       </w:r>
       <w:r>
         <w:br/>
@@ -137,20 +168,7 @@
       </w:r>
       <w:r>
         <w:br/>
-        <w:t xml:space="preserve">    public static Map&lt;String, Optional&lt;Employee&gt;&gt; </w:t>
-      </w:r>
-      <w:proofErr w:type="spellStart"/>
-      <w:proofErr w:type="gramStart"/>
-      <w:r>
-        <w:t>highestSalaryByDepartment</w:t>
-      </w:r>
-      <w:proofErr w:type="spellEnd"/>
-      <w:r>
-        <w:t>(</w:t>
-      </w:r>
-      <w:proofErr w:type="gramEnd"/>
-      <w:r>
-        <w:t>List&lt;Employee&gt; employees) {</w:t>
+        <w:t xml:space="preserve">    public static Map&lt;String, Optional&lt;Employee&gt;&gt; highestSalaryByDepartment(List&lt;Employee&gt; employees) {</w:t>
       </w:r>
       <w:r>
         <w:br/>
@@ -162,13 +180,8 @@
       </w:r>
       <w:r>
         <w:br/>
-        <w:t xml:space="preserve">  </w:t>
-      </w:r>
-      <w:proofErr w:type="gramStart"/>
-      <w:r>
-        <w:t xml:space="preserve">  }</w:t>
-      </w:r>
-      <w:proofErr w:type="gramEnd"/>
+        <w:t xml:space="preserve">    }</w:t>
+      </w:r>
       <w:r>
         <w:br/>
       </w:r>
@@ -178,20 +191,7 @@
       </w:r>
       <w:r>
         <w:br/>
-        <w:t xml:space="preserve">    public static List&lt;String&gt; </w:t>
-      </w:r>
-      <w:proofErr w:type="spellStart"/>
-      <w:proofErr w:type="gramStart"/>
-      <w:r>
-        <w:t>topKFrequentWords</w:t>
-      </w:r>
-      <w:proofErr w:type="spellEnd"/>
-      <w:r>
-        <w:t>(</w:t>
-      </w:r>
-      <w:proofErr w:type="gramEnd"/>
-      <w:r>
-        <w:t>List&lt;String&gt; words, int k) {</w:t>
+        <w:t xml:space="preserve">    public static List&lt;String&gt; topKFrequentWords(List&lt;String&gt; words, int k) {</w:t>
       </w:r>
       <w:r>
         <w:br/>
@@ -203,13 +203,11 @@
       </w:r>
       <w:r>
         <w:br/>
-        <w:t xml:space="preserve">  </w:t>
-      </w:r>
-      <w:proofErr w:type="gramStart"/>
-      <w:r>
-        <w:t xml:space="preserve">  }</w:t>
-      </w:r>
-      <w:proofErr w:type="gramEnd"/>
+      </w:r>
+      <w:r>
+        <w:lastRenderedPageBreak/>
+        <w:t xml:space="preserve">    }</w:t>
+      </w:r>
       <w:r>
         <w:br/>
       </w:r>
@@ -219,28 +217,7 @@
       </w:r>
       <w:r>
         <w:br/>
-        <w:t xml:space="preserve">    public static </w:t>
-      </w:r>
-      <w:proofErr w:type="spellStart"/>
-      <w:r>
-        <w:t>boolean</w:t>
-      </w:r>
-      <w:proofErr w:type="spellEnd"/>
-      <w:r>
-        <w:t xml:space="preserve"> </w:t>
-      </w:r>
-      <w:proofErr w:type="spellStart"/>
-      <w:proofErr w:type="gramStart"/>
-      <w:r>
-        <w:t>isAnagram</w:t>
-      </w:r>
-      <w:proofErr w:type="spellEnd"/>
-      <w:r>
-        <w:t>(</w:t>
-      </w:r>
-      <w:proofErr w:type="gramEnd"/>
-      <w:r>
-        <w:t>String s1, String s2) {</w:t>
+        <w:t xml:space="preserve">    public static boolean isAnagram(String s1, String s2) {</w:t>
       </w:r>
       <w:r>
         <w:br/>
@@ -252,353 +229,165 @@
       </w:r>
       <w:r>
         <w:br/>
+        <w:t xml:space="preserve">    }</w:t>
+      </w:r>
+      <w:r>
+        <w:br/>
+      </w:r>
+      <w:r>
+        <w:br/>
+        <w:t xml:space="preserve">    // 4. Flatten Nested Lists</w:t>
+      </w:r>
+      <w:r>
+        <w:br/>
+        <w:t xml:space="preserve">    public static List&lt;Integer&gt; flattenNestedList(List&lt;List&lt;Integer&gt;&gt; nestedList) {</w:t>
+      </w:r>
+      <w:r>
+        <w:br/>
+        <w:t xml:space="preserve">        // TODO: Implement using flatMap</w:t>
+      </w:r>
+      <w:r>
+        <w:br/>
+        <w:t xml:space="preserve">        return null;</w:t>
+      </w:r>
+      <w:r>
+        <w:br/>
+        <w:t xml:space="preserve">    }</w:t>
+      </w:r>
+      <w:r>
+        <w:br/>
+      </w:r>
+      <w:r>
+        <w:br/>
+        <w:t xml:space="preserve">    // 5. Find Duplicate Elements in List</w:t>
+      </w:r>
+      <w:r>
+        <w:br/>
+        <w:t xml:space="preserve">    public static Set&lt;Integer&gt; findDuplicates(List&lt;Integer&gt; numbers) {</w:t>
+      </w:r>
+      <w:r>
+        <w:br/>
+        <w:t xml:space="preserve">        // TODO: Implement using groupingBy</w:t>
+      </w:r>
+      <w:r>
+        <w:br/>
+        <w:t xml:space="preserve">        return null;</w:t>
+      </w:r>
+      <w:r>
+        <w:br/>
+        <w:t xml:space="preserve">    }</w:t>
+      </w:r>
+      <w:r>
+        <w:br/>
+      </w:r>
+      <w:r>
+        <w:br/>
+        <w:t xml:space="preserve">    // 6. Longest String with Distinct Characters</w:t>
+      </w:r>
+      <w:r>
+        <w:br/>
+        <w:t xml:space="preserve">    public static Optional&lt;String&gt; longestUniqueString(List&lt;String&gt; words) {</w:t>
+      </w:r>
+      <w:r>
+        <w:br/>
+        <w:t xml:space="preserve">        // TODO: Implement using distinct + count</w:t>
+      </w:r>
+      <w:r>
+        <w:br/>
+        <w:t xml:space="preserve">        return Optional.empty();</w:t>
+      </w:r>
+      <w:r>
+        <w:br/>
+        <w:t xml:space="preserve">    }</w:t>
+      </w:r>
+      <w:r>
+        <w:br/>
+      </w:r>
+      <w:r>
+        <w:br/>
+        <w:t xml:space="preserve">    // 7. Concatenate Strings with Delimiter</w:t>
+      </w:r>
+      <w:r>
+        <w:br/>
+        <w:t xml:space="preserve">    public static String concatenateWithDelimiter(List&lt;String&gt; words, String delimiter) {</w:t>
+      </w:r>
+      <w:r>
+        <w:br/>
+        <w:t xml:space="preserve">        // TODO: Implement using Collectors.joining</w:t>
+      </w:r>
+      <w:r>
+        <w:br/>
+        <w:t xml:space="preserve">        return null;</w:t>
+      </w:r>
+      <w:r>
+        <w:br/>
+        <w:t xml:space="preserve">    }</w:t>
+      </w:r>
+      <w:r>
+        <w:br/>
+      </w:r>
+      <w:r>
+        <w:br/>
+        <w:t xml:space="preserve">    // 8. Find Median from a List</w:t>
+      </w:r>
+      <w:r>
+        <w:br/>
+        <w:t xml:space="preserve">    public static double findMedian(List&lt;Integer&gt; numbers) {</w:t>
+      </w:r>
+      <w:r>
+        <w:br/>
+        <w:t xml:space="preserve">        // TODO: Implement using sorted()</w:t>
+      </w:r>
+      <w:r>
+        <w:br/>
+        <w:t xml:space="preserve">        return 0.0;</w:t>
+      </w:r>
+      <w:r>
+        <w:br/>
+        <w:t xml:space="preserve">    }</w:t>
+      </w:r>
+      <w:r>
+        <w:br/>
+      </w:r>
+      <w:r>
+        <w:br/>
+        <w:t xml:space="preserve">    // 9. Partition Numbers into Even and Odd</w:t>
+      </w:r>
+      <w:r>
+        <w:br/>
+        <w:t xml:space="preserve">    public static Map&lt;Boolean, List&lt;Integer&gt;&gt; partitionEvenOdd(List&lt;Integer&gt; numbers) {</w:t>
+      </w:r>
+      <w:r>
+        <w:br/>
+        <w:t xml:space="preserve">        // TODO: Implement using partitioningBy</w:t>
+      </w:r>
+      <w:r>
+        <w:br/>
+        <w:t xml:space="preserve">        return null;</w:t>
+      </w:r>
+      <w:r>
+        <w:br/>
+        <w:t xml:space="preserve">    }</w:t>
+      </w:r>
+      <w:r>
+        <w:br/>
       </w:r>
       <w:r>
         <w:lastRenderedPageBreak/>
-        <w:t xml:space="preserve">  </w:t>
-      </w:r>
-      <w:proofErr w:type="gramStart"/>
-      <w:r>
-        <w:t xml:space="preserve">  }</w:t>
-      </w:r>
-      <w:proofErr w:type="gramEnd"/>
-      <w:r>
-        <w:br/>
-      </w:r>
-      <w:r>
-        <w:br/>
-        <w:t xml:space="preserve">    // 4. Flatten Nested Lists</w:t>
-      </w:r>
-      <w:r>
-        <w:br/>
-        <w:t xml:space="preserve">    public static List&lt;Integer&gt; </w:t>
-      </w:r>
-      <w:proofErr w:type="spellStart"/>
-      <w:proofErr w:type="gramStart"/>
-      <w:r>
-        <w:t>flattenNestedList</w:t>
-      </w:r>
-      <w:proofErr w:type="spellEnd"/>
-      <w:r>
-        <w:t>(</w:t>
-      </w:r>
-      <w:proofErr w:type="gramEnd"/>
-      <w:r>
-        <w:t xml:space="preserve">List&lt;List&lt;Integer&gt;&gt; </w:t>
-      </w:r>
-      <w:proofErr w:type="spellStart"/>
-      <w:r>
-        <w:t>nestedList</w:t>
-      </w:r>
-      <w:proofErr w:type="spellEnd"/>
-      <w:r>
-        <w:t>) {</w:t>
-      </w:r>
-      <w:r>
-        <w:br/>
-        <w:t xml:space="preserve">        // TODO: Implement using </w:t>
-      </w:r>
-      <w:proofErr w:type="spellStart"/>
-      <w:r>
-        <w:t>flatMap</w:t>
-      </w:r>
-      <w:proofErr w:type="spellEnd"/>
-      <w:r>
-        <w:br/>
-        <w:t xml:space="preserve">        return null;</w:t>
-      </w:r>
-      <w:r>
-        <w:br/>
-        <w:t xml:space="preserve">  </w:t>
-      </w:r>
-      <w:proofErr w:type="gramStart"/>
-      <w:r>
-        <w:t xml:space="preserve">  }</w:t>
-      </w:r>
-      <w:proofErr w:type="gramEnd"/>
-      <w:r>
-        <w:br/>
-      </w:r>
-      <w:r>
-        <w:br/>
-        <w:t xml:space="preserve">    // 5. Find Duplicate Elements in List</w:t>
-      </w:r>
-      <w:r>
-        <w:br/>
-        <w:t xml:space="preserve">    public static Set&lt;Integer&gt; </w:t>
-      </w:r>
-      <w:proofErr w:type="spellStart"/>
-      <w:proofErr w:type="gramStart"/>
-      <w:r>
-        <w:t>findDuplicates</w:t>
-      </w:r>
-      <w:proofErr w:type="spellEnd"/>
-      <w:r>
-        <w:t>(</w:t>
-      </w:r>
-      <w:proofErr w:type="gramEnd"/>
-      <w:r>
-        <w:t>List&lt;Integer&gt; numbers) {</w:t>
-      </w:r>
-      <w:r>
-        <w:br/>
-        <w:t xml:space="preserve">        // TODO: Implement using </w:t>
-      </w:r>
-      <w:proofErr w:type="spellStart"/>
-      <w:r>
-        <w:t>groupingBy</w:t>
-      </w:r>
-      <w:proofErr w:type="spellEnd"/>
-      <w:r>
-        <w:br/>
-        <w:t xml:space="preserve">        return null;</w:t>
-      </w:r>
-      <w:r>
-        <w:br/>
-        <w:t xml:space="preserve">  </w:t>
-      </w:r>
-      <w:proofErr w:type="gramStart"/>
-      <w:r>
-        <w:t xml:space="preserve">  }</w:t>
-      </w:r>
-      <w:proofErr w:type="gramEnd"/>
-      <w:r>
-        <w:br/>
-      </w:r>
-      <w:r>
-        <w:br/>
-        <w:t xml:space="preserve">    // 6. Longest String with Distinct Characters</w:t>
-      </w:r>
-      <w:r>
-        <w:br/>
-        <w:t xml:space="preserve">    public static Optional&lt;String&gt; </w:t>
-      </w:r>
-      <w:proofErr w:type="spellStart"/>
-      <w:proofErr w:type="gramStart"/>
-      <w:r>
-        <w:t>longestUniqueString</w:t>
-      </w:r>
-      <w:proofErr w:type="spellEnd"/>
-      <w:r>
-        <w:t>(</w:t>
-      </w:r>
-      <w:proofErr w:type="gramEnd"/>
-      <w:r>
-        <w:t>List&lt;String&gt; words) {</w:t>
-      </w:r>
-      <w:r>
-        <w:br/>
-        <w:t xml:space="preserve">        // TODO: Implement using distinct + count</w:t>
-      </w:r>
-      <w:r>
-        <w:br/>
-        <w:t xml:space="preserve">        return </w:t>
-      </w:r>
-      <w:proofErr w:type="spellStart"/>
-      <w:r>
-        <w:t>Optional.empty</w:t>
-      </w:r>
-      <w:proofErr w:type="spellEnd"/>
-      <w:r>
-        <w:t>();</w:t>
-      </w:r>
-      <w:r>
-        <w:br/>
-        <w:t xml:space="preserve">  </w:t>
-      </w:r>
-      <w:proofErr w:type="gramStart"/>
-      <w:r>
-        <w:t xml:space="preserve">  }</w:t>
-      </w:r>
-      <w:proofErr w:type="gramEnd"/>
-      <w:r>
-        <w:br/>
-      </w:r>
-      <w:r>
-        <w:br/>
-        <w:t xml:space="preserve">    // 7. Concatenate Strings with Delimiter</w:t>
-      </w:r>
-      <w:r>
-        <w:br/>
-        <w:t xml:space="preserve">    public static String </w:t>
-      </w:r>
-      <w:proofErr w:type="spellStart"/>
-      <w:proofErr w:type="gramStart"/>
-      <w:r>
-        <w:t>concatenateWithDelimiter</w:t>
-      </w:r>
-      <w:proofErr w:type="spellEnd"/>
-      <w:r>
-        <w:t>(</w:t>
-      </w:r>
-      <w:proofErr w:type="gramEnd"/>
-      <w:r>
-        <w:t>List&lt;String&gt; words, String delimiter) {</w:t>
-      </w:r>
-      <w:r>
-        <w:br/>
-        <w:t xml:space="preserve">        // TODO: Implement using </w:t>
-      </w:r>
-      <w:proofErr w:type="spellStart"/>
-      <w:r>
-        <w:t>Collectors.joining</w:t>
-      </w:r>
-      <w:proofErr w:type="spellEnd"/>
-      <w:r>
-        <w:br/>
-        <w:t xml:space="preserve">        return null;</w:t>
-      </w:r>
-      <w:r>
-        <w:br/>
-        <w:t xml:space="preserve">  </w:t>
-      </w:r>
-      <w:proofErr w:type="gramStart"/>
-      <w:r>
-        <w:t xml:space="preserve">  }</w:t>
-      </w:r>
-      <w:proofErr w:type="gramEnd"/>
-      <w:r>
-        <w:br/>
-      </w:r>
-      <w:r>
-        <w:br/>
-        <w:t xml:space="preserve">    // 8. Find Median from a List</w:t>
-      </w:r>
-      <w:r>
-        <w:br/>
-        <w:t xml:space="preserve">    public static double </w:t>
-      </w:r>
-      <w:proofErr w:type="spellStart"/>
-      <w:proofErr w:type="gramStart"/>
-      <w:r>
-        <w:t>findMedian</w:t>
-      </w:r>
-      <w:proofErr w:type="spellEnd"/>
-      <w:r>
-        <w:t>(</w:t>
-      </w:r>
-      <w:proofErr w:type="gramEnd"/>
-      <w:r>
-        <w:t>List&lt;Integer&gt; numbers) {</w:t>
-      </w:r>
-      <w:r>
-        <w:br/>
-        <w:t xml:space="preserve">        // TODO: Implement using </w:t>
-      </w:r>
-      <w:proofErr w:type="gramStart"/>
-      <w:r>
-        <w:t>sorted(</w:t>
-      </w:r>
-      <w:proofErr w:type="gramEnd"/>
-      <w:r>
-        <w:t>)</w:t>
-      </w:r>
-      <w:r>
-        <w:br/>
-        <w:t xml:space="preserve">        return 0.0;</w:t>
-      </w:r>
-      <w:r>
-        <w:br/>
-        <w:t xml:space="preserve">  </w:t>
-      </w:r>
-      <w:proofErr w:type="gramStart"/>
-      <w:r>
-        <w:t xml:space="preserve">  }</w:t>
-      </w:r>
-      <w:proofErr w:type="gramEnd"/>
-      <w:r>
-        <w:br/>
-      </w:r>
-      <w:r>
-        <w:br/>
-        <w:t xml:space="preserve">    // 9. Partition Numbers into Even and Odd</w:t>
-      </w:r>
-      <w:r>
-        <w:br/>
-        <w:t xml:space="preserve">    public static Map&lt;Boolean, List&lt;Integer&gt;&gt; </w:t>
-      </w:r>
-      <w:proofErr w:type="spellStart"/>
-      <w:proofErr w:type="gramStart"/>
-      <w:r>
-        <w:t>partitionEvenOdd</w:t>
-      </w:r>
-      <w:proofErr w:type="spellEnd"/>
-      <w:r>
-        <w:t>(</w:t>
-      </w:r>
-      <w:proofErr w:type="gramEnd"/>
-      <w:r>
-        <w:t>List&lt;Integer&gt; numbers) {</w:t>
-      </w:r>
-      <w:r>
-        <w:br/>
-        <w:t xml:space="preserve">        // TODO: Implement using </w:t>
-      </w:r>
-      <w:proofErr w:type="spellStart"/>
-      <w:r>
-        <w:t>partitioningBy</w:t>
-      </w:r>
-      <w:proofErr w:type="spellEnd"/>
-      <w:r>
-        <w:br/>
-        <w:t xml:space="preserve">        return null;</w:t>
-      </w:r>
-      <w:r>
-        <w:br/>
-        <w:t xml:space="preserve">  </w:t>
-      </w:r>
-      <w:proofErr w:type="gramStart"/>
-      <w:r>
-        <w:t xml:space="preserve">  }</w:t>
-      </w:r>
-      <w:proofErr w:type="gramEnd"/>
-      <w:r>
-        <w:br/>
-      </w:r>
-      <w:r>
         <w:br/>
         <w:t xml:space="preserve">    // 10. Find First Non-Repeating Character</w:t>
       </w:r>
       <w:r>
         <w:br/>
-        <w:t xml:space="preserve">    public static Optional&lt;Character&gt; </w:t>
-      </w:r>
-      <w:proofErr w:type="spellStart"/>
-      <w:r>
-        <w:t>firstNonRepeatingChar</w:t>
-      </w:r>
-      <w:proofErr w:type="spellEnd"/>
-      <w:r>
-        <w:t>(String input) {</w:t>
-      </w:r>
-      <w:r>
-        <w:br/>
-        <w:t xml:space="preserve">        // TODO: Implement using </w:t>
-      </w:r>
-      <w:proofErr w:type="spellStart"/>
-      <w:r>
-        <w:t>groupingBy</w:t>
-      </w:r>
-      <w:proofErr w:type="spellEnd"/>
-      <w:r>
-        <w:t xml:space="preserve"> with </w:t>
-      </w:r>
-      <w:proofErr w:type="spellStart"/>
-      <w:r>
-        <w:t>LinkedHashMap</w:t>
-      </w:r>
-      <w:proofErr w:type="spellEnd"/>
-      <w:r>
-        <w:br/>
-        <w:t xml:space="preserve">        return </w:t>
-      </w:r>
-      <w:proofErr w:type="spellStart"/>
-      <w:r>
-        <w:t>Optional.empty</w:t>
-      </w:r>
-      <w:proofErr w:type="spellEnd"/>
-      <w:r>
-        <w:t>();</w:t>
+        <w:t xml:space="preserve">    public static Optional&lt;Character&gt; firstNonRepeatingChar(String input) {</w:t>
+      </w:r>
+      <w:r>
+        <w:br/>
+        <w:t xml:space="preserve">        // TODO: Implement using groupingBy with LinkedHashMap</w:t>
+      </w:r>
+      <w:r>
+        <w:br/>
+        <w:t xml:space="preserve">        return Optional.empty();</w:t>
       </w:r>
       <w:r>
         <w:br/>
@@ -608,405 +397,111 @@
         <w:br/>
       </w:r>
       <w:r>
+        <w:br/>
+        <w:t xml:space="preserve">    // MAIN method with test cases</w:t>
+      </w:r>
+      <w:r>
+        <w:br/>
+        <w:t xml:space="preserve">    public static void main(String[] args) {</w:t>
+      </w:r>
+      <w:r>
+        <w:br/>
+        <w:t xml:space="preserve">        List&lt;Employee&gt; employees = Arrays.asList(</w:t>
+      </w:r>
+      <w:r>
+        <w:br/>
+        <w:t xml:space="preserve">                new Employee(1, "Alice", "IT", 70000),</w:t>
+      </w:r>
+      <w:r>
+        <w:br/>
+        <w:t xml:space="preserve">                new Employee(2, "Bob", "HR", 40000),</w:t>
+      </w:r>
+      <w:r>
+        <w:br/>
+        <w:t xml:space="preserve">                new Employee(3, "Charlie", "IT", 90000),</w:t>
+      </w:r>
+      <w:r>
+        <w:br/>
+        <w:t xml:space="preserve">                new Employee(4, "Diana", "HR", 60000)</w:t>
+      </w:r>
+      <w:r>
+        <w:br/>
+        <w:t xml:space="preserve">        );</w:t>
+      </w:r>
+      <w:r>
+        <w:br/>
+        <w:t xml:space="preserve">        System.out.println("1. Highest Salary by Dept: " + highestSalaryByDepartment(employees));</w:t>
+      </w:r>
+      <w:r>
+        <w:br/>
+      </w:r>
+      <w:r>
+        <w:br/>
+        <w:t xml:space="preserve">        System.out.println("2. Top 2 Frequent Words: " + topKFrequentWords(Arrays.asList("apple", "banana", "apple", "orange", "banana", "apple"), 2));</w:t>
+      </w:r>
+      <w:r>
+        <w:br/>
+      </w:r>
+      <w:r>
+        <w:br/>
+        <w:t xml:space="preserve">        System.out.println("3. Is Anagram (listen, silent): " + isAnagram("listen", "silent"));</w:t>
+      </w:r>
+      <w:r>
+        <w:br/>
+      </w:r>
+      <w:r>
+        <w:br/>
+        <w:t xml:space="preserve">        System.out.println("4. Flatten Nested List: " + flattenNestedList(Arrays.asList(Arrays.asList(1, 2), Arrays.asList(3, 4, 5), Arrays.asList(6))));</w:t>
+      </w:r>
+      <w:r>
+        <w:br/>
+      </w:r>
+      <w:r>
+        <w:br/>
+        <w:t xml:space="preserve">        System.out.println("5. Duplicates: " + findDuplicates(Arrays.asList(1, 2, 3, 4, 2, 5, 6, 3, 7)));</w:t>
+      </w:r>
+      <w:r>
+        <w:br/>
+      </w:r>
+      <w:r>
+        <w:br/>
+        <w:t xml:space="preserve">        System.out.println("6. Longest Unique String: " + longestUniqueString(Arrays.asList("apple", "banana", "xyz", "algorithm")));</w:t>
+      </w:r>
+      <w:r>
+        <w:br/>
+      </w:r>
+      <w:r>
+        <w:br/>
+        <w:t xml:space="preserve">        System.out.println("7. Concatenate: " + concatenateWithDelimiter(Arrays.asList("Java", "Streams", "Lambda"), "-"));</w:t>
+      </w:r>
+      <w:r>
+        <w:br/>
+      </w:r>
+      <w:r>
+        <w:br/>
+        <w:t xml:space="preserve">        System.out.println("8. Median: " + findMedian(Arrays.asList(7, 1, 3, 9, 5)));</w:t>
+      </w:r>
+      <w:r>
+        <w:br/>
+      </w:r>
+      <w:r>
+        <w:br/>
+        <w:t xml:space="preserve">        System.out.println("9. Partition Even/Odd: " + partitionEvenOdd(Arrays.asList(1, 2, 3, 4, 5, 6)));</w:t>
+      </w:r>
+      <w:r>
+        <w:br/>
+      </w:r>
+      <w:r>
+        <w:br/>
+        <w:t xml:space="preserve">        System.out.println("10. First Non-Repeating Char: " + firstNonRepeatingChar("swiss"));</w:t>
+      </w:r>
+      <w:r>
+        <w:br/>
+      </w:r>
+      <w:r>
         <w:lastRenderedPageBreak/>
-        <w:br/>
-        <w:t xml:space="preserve">    // MAIN method with test cases</w:t>
-      </w:r>
-      <w:r>
-        <w:br/>
-        <w:t xml:space="preserve">    public static void main(String[] </w:t>
-      </w:r>
-      <w:proofErr w:type="spellStart"/>
-      <w:r>
-        <w:t>args</w:t>
-      </w:r>
-      <w:proofErr w:type="spellEnd"/>
-      <w:r>
-        <w:t>) {</w:t>
-      </w:r>
-      <w:r>
-        <w:br/>
-        <w:t xml:space="preserve">        List&lt;Employee&gt; employees = </w:t>
-      </w:r>
-      <w:proofErr w:type="spellStart"/>
-      <w:r>
-        <w:t>Arrays.asList</w:t>
-      </w:r>
-      <w:proofErr w:type="spellEnd"/>
-      <w:r>
-        <w:t>(</w:t>
-      </w:r>
-      <w:r>
-        <w:br/>
-        <w:t xml:space="preserve">                new Employee(1, "Alice", "IT", 70000),</w:t>
-      </w:r>
-      <w:r>
-        <w:br/>
-        <w:t xml:space="preserve">                new Employee(2, "Bob", "HR", 40000),</w:t>
-      </w:r>
-      <w:r>
-        <w:br/>
-        <w:t xml:space="preserve">                new Employee(3, "Charlie", "IT", 90000),</w:t>
-      </w:r>
-      <w:r>
-        <w:br/>
-        <w:t xml:space="preserve">                new Employee(4, "Diana", "HR", 60000)</w:t>
-      </w:r>
-      <w:r>
-        <w:br/>
-        <w:t xml:space="preserve">        );</w:t>
-      </w:r>
-      <w:r>
-        <w:br/>
-        <w:t xml:space="preserve">        </w:t>
-      </w:r>
-      <w:proofErr w:type="spellStart"/>
-      <w:r>
-        <w:t>System.out.println</w:t>
-      </w:r>
-      <w:proofErr w:type="spellEnd"/>
-      <w:r>
-        <w:t xml:space="preserve">("1. Highest Salary by Dept: " + </w:t>
-      </w:r>
-      <w:proofErr w:type="spellStart"/>
-      <w:r>
-        <w:t>highestSalaryByDepartment</w:t>
-      </w:r>
-      <w:proofErr w:type="spellEnd"/>
-      <w:r>
-        <w:t>(employees));</w:t>
-      </w:r>
-      <w:r>
-        <w:br/>
-      </w:r>
-      <w:r>
-        <w:br/>
-        <w:t xml:space="preserve">        </w:t>
-      </w:r>
-      <w:proofErr w:type="spellStart"/>
-      <w:r>
-        <w:t>System.out.println</w:t>
-      </w:r>
-      <w:proofErr w:type="spellEnd"/>
-      <w:r>
-        <w:t xml:space="preserve">("2. Top 2 Frequent Words: " + </w:t>
-      </w:r>
-      <w:proofErr w:type="spellStart"/>
-      <w:proofErr w:type="gramStart"/>
-      <w:r>
-        <w:t>topKFrequentWords</w:t>
-      </w:r>
-      <w:proofErr w:type="spellEnd"/>
-      <w:r>
-        <w:t>(</w:t>
-      </w:r>
-      <w:proofErr w:type="spellStart"/>
-      <w:proofErr w:type="gramEnd"/>
-      <w:r>
-        <w:t>Arrays.asList</w:t>
-      </w:r>
-      <w:proofErr w:type="spellEnd"/>
-      <w:r>
-        <w:t>("apple", "banana", "apple", "orange", "banana", "apple"), 2));</w:t>
-      </w:r>
-      <w:r>
-        <w:br/>
-      </w:r>
-      <w:r>
-        <w:br/>
-        <w:t xml:space="preserve">        </w:t>
-      </w:r>
-      <w:proofErr w:type="spellStart"/>
-      <w:r>
-        <w:t>System.out.println</w:t>
-      </w:r>
-      <w:proofErr w:type="spellEnd"/>
-      <w:r>
-        <w:t xml:space="preserve">("3. Is Anagram (listen, silent): " + </w:t>
-      </w:r>
-      <w:proofErr w:type="spellStart"/>
-      <w:proofErr w:type="gramStart"/>
-      <w:r>
-        <w:t>isAnagram</w:t>
-      </w:r>
-      <w:proofErr w:type="spellEnd"/>
-      <w:r>
-        <w:t>(</w:t>
-      </w:r>
-      <w:proofErr w:type="gramEnd"/>
-      <w:r>
-        <w:t>"listen", "silent"));</w:t>
-      </w:r>
-      <w:r>
-        <w:br/>
-      </w:r>
-      <w:r>
-        <w:br/>
-        <w:t xml:space="preserve">        </w:t>
-      </w:r>
-      <w:proofErr w:type="spellStart"/>
-      <w:r>
-        <w:t>System.out.println</w:t>
-      </w:r>
-      <w:proofErr w:type="spellEnd"/>
-      <w:r>
-        <w:t xml:space="preserve">("4. Flatten Nested List: " + </w:t>
-      </w:r>
-      <w:proofErr w:type="spellStart"/>
-      <w:proofErr w:type="gramStart"/>
-      <w:r>
-        <w:t>flattenNestedList</w:t>
-      </w:r>
-      <w:proofErr w:type="spellEnd"/>
-      <w:r>
-        <w:t>(</w:t>
-      </w:r>
-      <w:proofErr w:type="spellStart"/>
-      <w:proofErr w:type="gramEnd"/>
-      <w:r>
-        <w:t>Arrays.asList</w:t>
-      </w:r>
-      <w:proofErr w:type="spellEnd"/>
-      <w:r>
-        <w:t>(</w:t>
-      </w:r>
-      <w:proofErr w:type="spellStart"/>
-      <w:r>
-        <w:t>Arrays.asList</w:t>
-      </w:r>
-      <w:proofErr w:type="spellEnd"/>
-      <w:r>
-        <w:t xml:space="preserve">(1, 2), </w:t>
-      </w:r>
-      <w:proofErr w:type="spellStart"/>
-      <w:r>
-        <w:t>Arrays.asList</w:t>
-      </w:r>
-      <w:proofErr w:type="spellEnd"/>
-      <w:r>
-        <w:t xml:space="preserve">(3, 4, 5), </w:t>
-      </w:r>
-      <w:proofErr w:type="spellStart"/>
-      <w:r>
-        <w:t>Arrays.asList</w:t>
-      </w:r>
-      <w:proofErr w:type="spellEnd"/>
-      <w:r>
-        <w:t>(6))));</w:t>
-      </w:r>
-      <w:r>
-        <w:br/>
-      </w:r>
-      <w:r>
-        <w:br/>
-        <w:t xml:space="preserve">        </w:t>
-      </w:r>
-      <w:proofErr w:type="spellStart"/>
-      <w:r>
-        <w:t>System.out.println</w:t>
-      </w:r>
-      <w:proofErr w:type="spellEnd"/>
-      <w:r>
-        <w:t xml:space="preserve">("5. Duplicates: " + </w:t>
-      </w:r>
-      <w:proofErr w:type="spellStart"/>
-      <w:proofErr w:type="gramStart"/>
-      <w:r>
-        <w:t>findDuplicates</w:t>
-      </w:r>
-      <w:proofErr w:type="spellEnd"/>
-      <w:r>
-        <w:t>(</w:t>
-      </w:r>
-      <w:proofErr w:type="spellStart"/>
-      <w:proofErr w:type="gramEnd"/>
-      <w:r>
-        <w:t>Arrays.asList</w:t>
-      </w:r>
-      <w:proofErr w:type="spellEnd"/>
-      <w:r>
-        <w:t>(1, 2, 3, 4, 2, 5, 6, 3, 7)));</w:t>
-      </w:r>
-      <w:r>
-        <w:br/>
-      </w:r>
-      <w:r>
-        <w:br/>
-        <w:t xml:space="preserve">        </w:t>
-      </w:r>
-      <w:proofErr w:type="spellStart"/>
-      <w:r>
-        <w:t>System.out.println</w:t>
-      </w:r>
-      <w:proofErr w:type="spellEnd"/>
-      <w:r>
-        <w:t xml:space="preserve">("6. Longest Unique String: " + </w:t>
-      </w:r>
-      <w:proofErr w:type="spellStart"/>
-      <w:proofErr w:type="gramStart"/>
-      <w:r>
-        <w:t>longestUniqueString</w:t>
-      </w:r>
-      <w:proofErr w:type="spellEnd"/>
-      <w:r>
-        <w:t>(</w:t>
-      </w:r>
-      <w:proofErr w:type="spellStart"/>
-      <w:proofErr w:type="gramEnd"/>
-      <w:r>
-        <w:t>Arrays.asList</w:t>
-      </w:r>
-      <w:proofErr w:type="spellEnd"/>
-      <w:r>
-        <w:t>("apple", "banana", "</w:t>
-      </w:r>
-      <w:proofErr w:type="spellStart"/>
-      <w:r>
-        <w:t>xyz</w:t>
-      </w:r>
-      <w:proofErr w:type="spellEnd"/>
-      <w:r>
-        <w:t>", "algorithm")));</w:t>
-      </w:r>
-      <w:r>
-        <w:br/>
-      </w:r>
-      <w:r>
-        <w:br/>
-        <w:t xml:space="preserve">        </w:t>
-      </w:r>
-      <w:proofErr w:type="spellStart"/>
-      <w:r>
-        <w:t>System.out.println</w:t>
-      </w:r>
-      <w:proofErr w:type="spellEnd"/>
-      <w:r>
-        <w:t xml:space="preserve">("7. Concatenate: " + </w:t>
-      </w:r>
-      <w:proofErr w:type="spellStart"/>
-      <w:proofErr w:type="gramStart"/>
-      <w:r>
-        <w:t>concatenateWithDelimiter</w:t>
-      </w:r>
-      <w:proofErr w:type="spellEnd"/>
-      <w:r>
-        <w:t>(</w:t>
-      </w:r>
-      <w:proofErr w:type="spellStart"/>
-      <w:proofErr w:type="gramEnd"/>
-      <w:r>
-        <w:t>Arrays.asList</w:t>
-      </w:r>
-      <w:proofErr w:type="spellEnd"/>
-      <w:r>
-        <w:t>("Java", "Streams", "Lambda"), "-"));</w:t>
-      </w:r>
-      <w:r>
-        <w:br/>
-      </w:r>
-      <w:r>
-        <w:br/>
-        <w:t xml:space="preserve">        </w:t>
-      </w:r>
-      <w:proofErr w:type="spellStart"/>
-      <w:r>
-        <w:t>System.out.println</w:t>
-      </w:r>
-      <w:proofErr w:type="spellEnd"/>
-      <w:r>
-        <w:t xml:space="preserve">("8. Median: " + </w:t>
-      </w:r>
-      <w:proofErr w:type="spellStart"/>
-      <w:proofErr w:type="gramStart"/>
-      <w:r>
-        <w:t>findMedian</w:t>
-      </w:r>
-      <w:proofErr w:type="spellEnd"/>
-      <w:r>
-        <w:t>(</w:t>
-      </w:r>
-      <w:proofErr w:type="spellStart"/>
-      <w:proofErr w:type="gramEnd"/>
-      <w:r>
-        <w:t>Arrays.asList</w:t>
-      </w:r>
-      <w:proofErr w:type="spellEnd"/>
-      <w:r>
-        <w:t>(7, 1, 3, 9, 5)));</w:t>
-      </w:r>
-      <w:r>
-        <w:br/>
-      </w:r>
-      <w:r>
-        <w:br/>
-        <w:t xml:space="preserve">        </w:t>
-      </w:r>
-      <w:proofErr w:type="spellStart"/>
-      <w:r>
-        <w:t>System.out.println</w:t>
-      </w:r>
-      <w:proofErr w:type="spellEnd"/>
-      <w:r>
-        <w:t xml:space="preserve">("9. Partition Even/Odd: " + </w:t>
-      </w:r>
-      <w:proofErr w:type="spellStart"/>
-      <w:proofErr w:type="gramStart"/>
-      <w:r>
-        <w:t>partitionEvenOdd</w:t>
-      </w:r>
-      <w:proofErr w:type="spellEnd"/>
-      <w:r>
-        <w:t>(</w:t>
-      </w:r>
-      <w:proofErr w:type="spellStart"/>
-      <w:proofErr w:type="gramEnd"/>
-      <w:r>
-        <w:t>Arrays.asList</w:t>
-      </w:r>
-      <w:proofErr w:type="spellEnd"/>
-      <w:r>
-        <w:t>(1, 2, 3, 4, 5, 6)));</w:t>
-      </w:r>
-      <w:r>
-        <w:br/>
-      </w:r>
-      <w:r>
-        <w:br/>
-        <w:t xml:space="preserve">        </w:t>
-      </w:r>
-      <w:proofErr w:type="spellStart"/>
-      <w:r>
-        <w:t>System.out.println</w:t>
-      </w:r>
-      <w:proofErr w:type="spellEnd"/>
-      <w:r>
-        <w:t xml:space="preserve">("10. First Non-Repeating Char: " + </w:t>
-      </w:r>
-      <w:proofErr w:type="spellStart"/>
-      <w:r>
-        <w:t>firstNonRepeatingChar</w:t>
-      </w:r>
-      <w:proofErr w:type="spellEnd"/>
-      <w:r>
-        <w:t>("</w:t>
-      </w:r>
-      <w:proofErr w:type="spellStart"/>
-      <w:r>
-        <w:t>swiss</w:t>
-      </w:r>
-      <w:proofErr w:type="spellEnd"/>
-      <w:r>
-        <w:t>"));</w:t>
-      </w:r>
-      <w:r>
-        <w:br/>
-        <w:t xml:space="preserve">  </w:t>
-      </w:r>
-      <w:proofErr w:type="gramStart"/>
-      <w:r>
-        <w:t xml:space="preserve">  }</w:t>
-      </w:r>
-      <w:proofErr w:type="gramEnd"/>
+        <w:t xml:space="preserve">    }</w:t>
+      </w:r>
       <w:r>
         <w:br/>
         <w:t>}</w:t>
@@ -1031,7 +526,6 @@
           <w:sz w:val="48"/>
           <w:szCs w:val="48"/>
         </w:rPr>
-        <w:lastRenderedPageBreak/>
         <w:t>SQL</w:t>
       </w:r>
     </w:p>
@@ -1077,21 +571,7 @@
         <w:rPr>
           <w:rFonts w:ascii="Cambria" w:eastAsia="Cambria" w:hAnsi="Cambria" w:cs="Cambria"/>
         </w:rPr>
-        <w:t xml:space="preserve">We’ll design the </w:t>
-      </w:r>
-      <w:proofErr w:type="gramStart"/>
-      <w:r>
-        <w:rPr>
-          <w:rFonts w:ascii="Cambria" w:eastAsia="Cambria" w:hAnsi="Cambria" w:cs="Cambria"/>
-        </w:rPr>
-        <w:t>schema</w:t>
-      </w:r>
-      <w:proofErr w:type="gramEnd"/>
-      <w:r>
-        <w:rPr>
-          <w:rFonts w:ascii="Cambria" w:eastAsia="Cambria" w:hAnsi="Cambria" w:cs="Cambria"/>
-        </w:rPr>
-        <w:t xml:space="preserve"> with the following entities:</w:t>
+        <w:t>We’ll design the schema with the following entities:</w:t>
       </w:r>
     </w:p>
     <w:p>
@@ -1133,7 +613,6 @@
           <w:rFonts w:ascii="Cambria" w:eastAsia="Cambria" w:hAnsi="Cambria" w:cs="Cambria"/>
         </w:rPr>
       </w:pPr>
-      <w:proofErr w:type="spellStart"/>
       <w:r>
         <w:rPr>
           <w:rFonts w:ascii="Cambria" w:eastAsia="Cambria" w:hAnsi="Cambria" w:cs="Cambria"/>
@@ -1142,7 +621,6 @@
         </w:rPr>
         <w:t>Invoice_Header</w:t>
       </w:r>
-      <w:proofErr w:type="spellEnd"/>
       <w:r>
         <w:rPr>
           <w:rFonts w:ascii="Cambria" w:eastAsia="Cambria" w:hAnsi="Cambria" w:cs="Cambria"/>
@@ -1162,7 +640,6 @@
           <w:rFonts w:ascii="Cambria" w:eastAsia="Cambria" w:hAnsi="Cambria" w:cs="Cambria"/>
         </w:rPr>
       </w:pPr>
-      <w:proofErr w:type="spellStart"/>
       <w:r>
         <w:rPr>
           <w:rFonts w:ascii="Cambria" w:eastAsia="Cambria" w:hAnsi="Cambria" w:cs="Cambria"/>
@@ -1171,7 +648,6 @@
         </w:rPr>
         <w:t>Invoice_Detail</w:t>
       </w:r>
-      <w:proofErr w:type="spellEnd"/>
       <w:r>
         <w:rPr>
           <w:rFonts w:ascii="Cambria" w:eastAsia="Cambria" w:hAnsi="Cambria" w:cs="Cambria"/>
@@ -1218,7 +694,6 @@
           <w:rFonts w:ascii="Cambria" w:eastAsia="Cambria" w:hAnsi="Cambria" w:cs="Cambria"/>
         </w:rPr>
       </w:pPr>
-      <w:proofErr w:type="spellStart"/>
       <w:r>
         <w:rPr>
           <w:rFonts w:ascii="Cambria" w:eastAsia="Cambria" w:hAnsi="Cambria" w:cs="Cambria"/>
@@ -1227,7 +702,6 @@
         </w:rPr>
         <w:t>Credit_Notes</w:t>
       </w:r>
-      <w:proofErr w:type="spellEnd"/>
       <w:r>
         <w:rPr>
           <w:rFonts w:ascii="Cambria" w:eastAsia="Cambria" w:hAnsi="Cambria" w:cs="Cambria"/>
@@ -1247,7 +721,6 @@
           <w:rFonts w:ascii="Cambria" w:eastAsia="Cambria" w:hAnsi="Cambria" w:cs="Cambria"/>
         </w:rPr>
       </w:pPr>
-      <w:proofErr w:type="spellStart"/>
       <w:r>
         <w:rPr>
           <w:rFonts w:ascii="Cambria" w:eastAsia="Cambria" w:hAnsi="Cambria" w:cs="Cambria"/>
@@ -1256,7 +729,6 @@
         </w:rPr>
         <w:t>Invoice_Receipt_Map</w:t>
       </w:r>
-      <w:proofErr w:type="spellEnd"/>
       <w:r>
         <w:rPr>
           <w:rFonts w:ascii="Cambria" w:eastAsia="Cambria" w:hAnsi="Cambria" w:cs="Cambria"/>
@@ -1320,21 +792,28 @@
         <w:rPr>
           <w:rFonts w:ascii="Consolas" w:eastAsia="Consolas" w:hAnsi="Consolas" w:cs="Consolas"/>
         </w:rPr>
-        <w:t xml:space="preserve">DROP DATABASE IF EXISTS </w:t>
-      </w:r>
-      <w:proofErr w:type="spellStart"/>
+        <w:t>DROP DATABASE IF EXISTS AccountsReceivableDB;</w:t>
+      </w:r>
+      <w:r>
+        <w:br/>
+      </w:r>
       <w:r>
         <w:rPr>
           <w:rFonts w:ascii="Consolas" w:eastAsia="Consolas" w:hAnsi="Consolas" w:cs="Consolas"/>
         </w:rPr>
-        <w:t>AccountsReceivableDB</w:t>
-      </w:r>
-      <w:proofErr w:type="spellEnd"/>
+        <w:t>CREATE DATABASE AccountsReceivableDB;</w:t>
+      </w:r>
+      <w:r>
+        <w:br/>
+      </w:r>
       <w:r>
         <w:rPr>
           <w:rFonts w:ascii="Consolas" w:eastAsia="Consolas" w:hAnsi="Consolas" w:cs="Consolas"/>
         </w:rPr>
-        <w:t>;</w:t>
+        <w:t>USE AccountsReceivableDB;</w:t>
+      </w:r>
+      <w:r>
+        <w:br/>
       </w:r>
       <w:r>
         <w:br/>
@@ -1343,21 +822,25 @@
         <w:rPr>
           <w:rFonts w:ascii="Consolas" w:eastAsia="Consolas" w:hAnsi="Consolas" w:cs="Consolas"/>
         </w:rPr>
-        <w:t xml:space="preserve">CREATE DATABASE </w:t>
-      </w:r>
-      <w:proofErr w:type="spellStart"/>
+        <w:t>-- Customer Master</w:t>
+      </w:r>
+      <w:r>
+        <w:br/>
+      </w:r>
       <w:r>
         <w:rPr>
           <w:rFonts w:ascii="Consolas" w:eastAsia="Consolas" w:hAnsi="Consolas" w:cs="Consolas"/>
         </w:rPr>
-        <w:t>AccountsReceivableDB</w:t>
-      </w:r>
-      <w:proofErr w:type="spellEnd"/>
+        <w:t>CREATE TABLE Customer (</w:t>
+      </w:r>
+      <w:r>
+        <w:br/>
+      </w:r>
       <w:r>
         <w:rPr>
           <w:rFonts w:ascii="Consolas" w:eastAsia="Consolas" w:hAnsi="Consolas" w:cs="Consolas"/>
         </w:rPr>
-        <w:t>;</w:t>
+        <w:t xml:space="preserve">    customer_id INT PRIMARY KEY AUTO_INCREMENT,</w:t>
       </w:r>
       <w:r>
         <w:br/>
@@ -1366,24 +849,25 @@
         <w:rPr>
           <w:rFonts w:ascii="Consolas" w:eastAsia="Consolas" w:hAnsi="Consolas" w:cs="Consolas"/>
         </w:rPr>
-        <w:t xml:space="preserve">USE </w:t>
-      </w:r>
-      <w:proofErr w:type="spellStart"/>
+        <w:t xml:space="preserve">    customer_name VARCHAR(100) NOT NULL,</w:t>
+      </w:r>
+      <w:r>
+        <w:br/>
+      </w:r>
       <w:r>
         <w:rPr>
           <w:rFonts w:ascii="Consolas" w:eastAsia="Consolas" w:hAnsi="Consolas" w:cs="Consolas"/>
         </w:rPr>
-        <w:t>AccountsReceivableDB</w:t>
-      </w:r>
-      <w:proofErr w:type="spellEnd"/>
+        <w:t xml:space="preserve">    city VARCHAR(50),</w:t>
+      </w:r>
+      <w:r>
+        <w:br/>
+      </w:r>
       <w:r>
         <w:rPr>
           <w:rFonts w:ascii="Consolas" w:eastAsia="Consolas" w:hAnsi="Consolas" w:cs="Consolas"/>
         </w:rPr>
-        <w:t>;</w:t>
-      </w:r>
-      <w:r>
-        <w:br/>
+        <w:t xml:space="preserve">    credit_limit DECIMAL(12,2)</w:t>
       </w:r>
       <w:r>
         <w:br/>
@@ -1392,7 +876,10 @@
         <w:rPr>
           <w:rFonts w:ascii="Consolas" w:eastAsia="Consolas" w:hAnsi="Consolas" w:cs="Consolas"/>
         </w:rPr>
-        <w:t>-- Customer Master</w:t>
+        <w:t>);</w:t>
+      </w:r>
+      <w:r>
+        <w:br/>
       </w:r>
       <w:r>
         <w:br/>
@@ -1401,7 +888,7 @@
         <w:rPr>
           <w:rFonts w:ascii="Consolas" w:eastAsia="Consolas" w:hAnsi="Consolas" w:cs="Consolas"/>
         </w:rPr>
-        <w:t>CREATE TABLE Customer (</w:t>
+        <w:t>-- Invoice Header</w:t>
       </w:r>
       <w:r>
         <w:br/>
@@ -1410,21 +897,26 @@
         <w:rPr>
           <w:rFonts w:ascii="Consolas" w:eastAsia="Consolas" w:hAnsi="Consolas" w:cs="Consolas"/>
         </w:rPr>
-        <w:t xml:space="preserve">    </w:t>
-      </w:r>
-      <w:proofErr w:type="spellStart"/>
+        <w:t>CREATE TABLE Invoice_Header (</w:t>
+      </w:r>
+      <w:r>
+        <w:br/>
+      </w:r>
       <w:r>
         <w:rPr>
           <w:rFonts w:ascii="Consolas" w:eastAsia="Consolas" w:hAnsi="Consolas" w:cs="Consolas"/>
         </w:rPr>
-        <w:t>customer_id</w:t>
-      </w:r>
-      <w:proofErr w:type="spellEnd"/>
+        <w:lastRenderedPageBreak/>
+        <w:t xml:space="preserve">    invoice_id INT PRIMARY KEY AUTO_INCREMENT,</w:t>
+      </w:r>
+      <w:r>
+        <w:br/>
+      </w:r>
       <w:r>
         <w:rPr>
           <w:rFonts w:ascii="Consolas" w:eastAsia="Consolas" w:hAnsi="Consolas" w:cs="Consolas"/>
         </w:rPr>
-        <w:t xml:space="preserve"> INT PRIMARY KEY AUTO_INCREMENT,</w:t>
+        <w:t xml:space="preserve">    customer_id INT,</w:t>
       </w:r>
       <w:r>
         <w:br/>
@@ -1433,21 +925,25 @@
         <w:rPr>
           <w:rFonts w:ascii="Consolas" w:eastAsia="Consolas" w:hAnsi="Consolas" w:cs="Consolas"/>
         </w:rPr>
-        <w:t xml:space="preserve">    </w:t>
-      </w:r>
-      <w:proofErr w:type="spellStart"/>
+        <w:t xml:space="preserve">    invoice_date DATE,</w:t>
+      </w:r>
+      <w:r>
+        <w:br/>
+      </w:r>
       <w:r>
         <w:rPr>
           <w:rFonts w:ascii="Consolas" w:eastAsia="Consolas" w:hAnsi="Consolas" w:cs="Consolas"/>
         </w:rPr>
-        <w:t>customer_name</w:t>
-      </w:r>
-      <w:proofErr w:type="spellEnd"/>
+        <w:t xml:space="preserve">    due_date DATE,</w:t>
+      </w:r>
+      <w:r>
+        <w:br/>
+      </w:r>
       <w:r>
         <w:rPr>
           <w:rFonts w:ascii="Consolas" w:eastAsia="Consolas" w:hAnsi="Consolas" w:cs="Consolas"/>
         </w:rPr>
-        <w:t xml:space="preserve"> VARCHAR(100) NOT NULL,</w:t>
+        <w:t xml:space="preserve">    total_amount DECIMAL(12,2),</w:t>
       </w:r>
       <w:r>
         <w:br/>
@@ -1456,7 +952,7 @@
         <w:rPr>
           <w:rFonts w:ascii="Consolas" w:eastAsia="Consolas" w:hAnsi="Consolas" w:cs="Consolas"/>
         </w:rPr>
-        <w:t xml:space="preserve">    city VARCHAR(50),</w:t>
+        <w:t xml:space="preserve">    FOREIGN KEY (customer_id) REFERENCES Customer(customer_id)</w:t>
       </w:r>
       <w:r>
         <w:br/>
@@ -1465,21 +961,28 @@
         <w:rPr>
           <w:rFonts w:ascii="Consolas" w:eastAsia="Consolas" w:hAnsi="Consolas" w:cs="Consolas"/>
         </w:rPr>
-        <w:t xml:space="preserve">    </w:t>
-      </w:r>
-      <w:proofErr w:type="spellStart"/>
+        <w:t>);</w:t>
+      </w:r>
+      <w:r>
+        <w:br/>
+      </w:r>
+      <w:r>
+        <w:br/>
+      </w:r>
       <w:r>
         <w:rPr>
           <w:rFonts w:ascii="Consolas" w:eastAsia="Consolas" w:hAnsi="Consolas" w:cs="Consolas"/>
         </w:rPr>
-        <w:t>credit_limit</w:t>
-      </w:r>
-      <w:proofErr w:type="spellEnd"/>
+        <w:t>-- Invoice Detail</w:t>
+      </w:r>
+      <w:r>
+        <w:br/>
+      </w:r>
       <w:r>
         <w:rPr>
           <w:rFonts w:ascii="Consolas" w:eastAsia="Consolas" w:hAnsi="Consolas" w:cs="Consolas"/>
         </w:rPr>
-        <w:t xml:space="preserve"> DECIMAL(12,2)</w:t>
+        <w:t>CREATE TABLE Invoice_Detail (</w:t>
       </w:r>
       <w:r>
         <w:br/>
@@ -1488,6 +991,69 @@
         <w:rPr>
           <w:rFonts w:ascii="Consolas" w:eastAsia="Consolas" w:hAnsi="Consolas" w:cs="Consolas"/>
         </w:rPr>
+        <w:t xml:space="preserve">    detail_id INT PRIMARY KEY AUTO_INCREMENT,</w:t>
+      </w:r>
+      <w:r>
+        <w:br/>
+      </w:r>
+      <w:r>
+        <w:rPr>
+          <w:rFonts w:ascii="Consolas" w:eastAsia="Consolas" w:hAnsi="Consolas" w:cs="Consolas"/>
+        </w:rPr>
+        <w:t xml:space="preserve">    invoice_id INT,</w:t>
+      </w:r>
+      <w:r>
+        <w:br/>
+      </w:r>
+      <w:r>
+        <w:rPr>
+          <w:rFonts w:ascii="Consolas" w:eastAsia="Consolas" w:hAnsi="Consolas" w:cs="Consolas"/>
+        </w:rPr>
+        <w:t xml:space="preserve">    product_name VARCHAR(100),</w:t>
+      </w:r>
+      <w:r>
+        <w:br/>
+      </w:r>
+      <w:r>
+        <w:rPr>
+          <w:rFonts w:ascii="Consolas" w:eastAsia="Consolas" w:hAnsi="Consolas" w:cs="Consolas"/>
+        </w:rPr>
+        <w:t xml:space="preserve">    qty INT,</w:t>
+      </w:r>
+      <w:r>
+        <w:br/>
+      </w:r>
+      <w:r>
+        <w:rPr>
+          <w:rFonts w:ascii="Consolas" w:eastAsia="Consolas" w:hAnsi="Consolas" w:cs="Consolas"/>
+        </w:rPr>
+        <w:t xml:space="preserve">    unit_price DECIMAL(12,2),</w:t>
+      </w:r>
+      <w:r>
+        <w:br/>
+      </w:r>
+      <w:r>
+        <w:rPr>
+          <w:rFonts w:ascii="Consolas" w:eastAsia="Consolas" w:hAnsi="Consolas" w:cs="Consolas"/>
+        </w:rPr>
+        <w:t xml:space="preserve">    line_total DECIMAL(12,2),</w:t>
+      </w:r>
+      <w:r>
+        <w:br/>
+      </w:r>
+      <w:r>
+        <w:rPr>
+          <w:rFonts w:ascii="Consolas" w:eastAsia="Consolas" w:hAnsi="Consolas" w:cs="Consolas"/>
+        </w:rPr>
+        <w:t xml:space="preserve">    FOREIGN KEY (invoice_id) REFERENCES Invoice_Header(invoice_id)</w:t>
+      </w:r>
+      <w:r>
+        <w:br/>
+      </w:r>
+      <w:r>
+        <w:rPr>
+          <w:rFonts w:ascii="Consolas" w:eastAsia="Consolas" w:hAnsi="Consolas" w:cs="Consolas"/>
+        </w:rPr>
         <w:t>);</w:t>
       </w:r>
       <w:r>
@@ -1500,7 +1066,7 @@
         <w:rPr>
           <w:rFonts w:ascii="Consolas" w:eastAsia="Consolas" w:hAnsi="Consolas" w:cs="Consolas"/>
         </w:rPr>
-        <w:t>-- Invoice Header</w:t>
+        <w:t>-- Receipts (Payments)</w:t>
       </w:r>
       <w:r>
         <w:br/>
@@ -1509,21 +1075,25 @@
         <w:rPr>
           <w:rFonts w:ascii="Consolas" w:eastAsia="Consolas" w:hAnsi="Consolas" w:cs="Consolas"/>
         </w:rPr>
-        <w:t xml:space="preserve">CREATE TABLE </w:t>
-      </w:r>
-      <w:proofErr w:type="spellStart"/>
+        <w:t>CREATE TABLE Receipt (</w:t>
+      </w:r>
+      <w:r>
+        <w:br/>
+      </w:r>
       <w:r>
         <w:rPr>
           <w:rFonts w:ascii="Consolas" w:eastAsia="Consolas" w:hAnsi="Consolas" w:cs="Consolas"/>
         </w:rPr>
-        <w:t>Invoice_Header</w:t>
-      </w:r>
-      <w:proofErr w:type="spellEnd"/>
+        <w:t xml:space="preserve">    receipt_id INT PRIMARY KEY AUTO_INCREMENT,</w:t>
+      </w:r>
+      <w:r>
+        <w:br/>
+      </w:r>
       <w:r>
         <w:rPr>
           <w:rFonts w:ascii="Consolas" w:eastAsia="Consolas" w:hAnsi="Consolas" w:cs="Consolas"/>
         </w:rPr>
-        <w:t xml:space="preserve"> (</w:t>
+        <w:t xml:space="preserve">    customer_id INT,</w:t>
       </w:r>
       <w:r>
         <w:br/>
@@ -1532,21 +1102,25 @@
         <w:rPr>
           <w:rFonts w:ascii="Consolas" w:eastAsia="Consolas" w:hAnsi="Consolas" w:cs="Consolas"/>
         </w:rPr>
-        <w:t xml:space="preserve">    </w:t>
-      </w:r>
-      <w:proofErr w:type="spellStart"/>
+        <w:t xml:space="preserve">    receipt_date DATE,</w:t>
+      </w:r>
+      <w:r>
+        <w:br/>
+      </w:r>
       <w:r>
         <w:rPr>
           <w:rFonts w:ascii="Consolas" w:eastAsia="Consolas" w:hAnsi="Consolas" w:cs="Consolas"/>
         </w:rPr>
-        <w:t>invoice_id</w:t>
-      </w:r>
-      <w:proofErr w:type="spellEnd"/>
+        <w:t xml:space="preserve">    amount DECIMAL(12,2),</w:t>
+      </w:r>
+      <w:r>
+        <w:br/>
+      </w:r>
       <w:r>
         <w:rPr>
           <w:rFonts w:ascii="Consolas" w:eastAsia="Consolas" w:hAnsi="Consolas" w:cs="Consolas"/>
         </w:rPr>
-        <w:t xml:space="preserve"> INT PRIMARY KEY AUTO_INCREMENT,</w:t>
+        <w:t xml:space="preserve">    FOREIGN KEY (customer_id) REFERENCES Customer(customer_id)</w:t>
       </w:r>
       <w:r>
         <w:br/>
@@ -1555,21 +1129,28 @@
         <w:rPr>
           <w:rFonts w:ascii="Consolas" w:eastAsia="Consolas" w:hAnsi="Consolas" w:cs="Consolas"/>
         </w:rPr>
-        <w:t xml:space="preserve">    </w:t>
-      </w:r>
-      <w:proofErr w:type="spellStart"/>
+        <w:t>);</w:t>
+      </w:r>
+      <w:r>
+        <w:br/>
+      </w:r>
+      <w:r>
+        <w:br/>
+      </w:r>
       <w:r>
         <w:rPr>
           <w:rFonts w:ascii="Consolas" w:eastAsia="Consolas" w:hAnsi="Consolas" w:cs="Consolas"/>
         </w:rPr>
-        <w:t>customer_id</w:t>
-      </w:r>
-      <w:proofErr w:type="spellEnd"/>
+        <w:t>-- Credit Notes</w:t>
+      </w:r>
+      <w:r>
+        <w:br/>
+      </w:r>
       <w:r>
         <w:rPr>
           <w:rFonts w:ascii="Consolas" w:eastAsia="Consolas" w:hAnsi="Consolas" w:cs="Consolas"/>
         </w:rPr>
-        <w:t xml:space="preserve"> INT,</w:t>
+        <w:t>CREATE TABLE Credit_Note (</w:t>
       </w:r>
       <w:r>
         <w:br/>
@@ -1578,21 +1159,25 @@
         <w:rPr>
           <w:rFonts w:ascii="Consolas" w:eastAsia="Consolas" w:hAnsi="Consolas" w:cs="Consolas"/>
         </w:rPr>
-        <w:t xml:space="preserve">    </w:t>
-      </w:r>
-      <w:proofErr w:type="spellStart"/>
+        <w:t xml:space="preserve">    credit_id INT PRIMARY KEY AUTO_INCREMENT,</w:t>
+      </w:r>
+      <w:r>
+        <w:br/>
+      </w:r>
       <w:r>
         <w:rPr>
           <w:rFonts w:ascii="Consolas" w:eastAsia="Consolas" w:hAnsi="Consolas" w:cs="Consolas"/>
         </w:rPr>
-        <w:t>invoice_date</w:t>
-      </w:r>
-      <w:proofErr w:type="spellEnd"/>
+        <w:t xml:space="preserve">    invoice_id INT,</w:t>
+      </w:r>
+      <w:r>
+        <w:br/>
+      </w:r>
       <w:r>
         <w:rPr>
           <w:rFonts w:ascii="Consolas" w:eastAsia="Consolas" w:hAnsi="Consolas" w:cs="Consolas"/>
         </w:rPr>
-        <w:t xml:space="preserve"> DATE,</w:t>
+        <w:t xml:space="preserve">    credit_date DATE,</w:t>
       </w:r>
       <w:r>
         <w:br/>
@@ -1601,21 +1186,25 @@
         <w:rPr>
           <w:rFonts w:ascii="Consolas" w:eastAsia="Consolas" w:hAnsi="Consolas" w:cs="Consolas"/>
         </w:rPr>
-        <w:t xml:space="preserve">    </w:t>
-      </w:r>
-      <w:proofErr w:type="spellStart"/>
+        <w:t xml:space="preserve">    credit_amount DECIMAL(12,2),</w:t>
+      </w:r>
+      <w:r>
+        <w:br/>
+      </w:r>
       <w:r>
         <w:rPr>
           <w:rFonts w:ascii="Consolas" w:eastAsia="Consolas" w:hAnsi="Consolas" w:cs="Consolas"/>
         </w:rPr>
-        <w:t>due_date</w:t>
-      </w:r>
-      <w:proofErr w:type="spellEnd"/>
+        <w:t xml:space="preserve">    reason VARCHAR(255),</w:t>
+      </w:r>
+      <w:r>
+        <w:br/>
+      </w:r>
       <w:r>
         <w:rPr>
           <w:rFonts w:ascii="Consolas" w:eastAsia="Consolas" w:hAnsi="Consolas" w:cs="Consolas"/>
         </w:rPr>
-        <w:t xml:space="preserve"> DATE,</w:t>
+        <w:t xml:space="preserve">    FOREIGN KEY (invoice_id) REFERENCES Invoice_Header(invoice_id)</w:t>
       </w:r>
       <w:r>
         <w:br/>
@@ -1624,21 +1213,28 @@
         <w:rPr>
           <w:rFonts w:ascii="Consolas" w:eastAsia="Consolas" w:hAnsi="Consolas" w:cs="Consolas"/>
         </w:rPr>
-        <w:t xml:space="preserve">    </w:t>
-      </w:r>
-      <w:proofErr w:type="spellStart"/>
+        <w:t>);</w:t>
+      </w:r>
+      <w:r>
+        <w:br/>
+      </w:r>
+      <w:r>
+        <w:br/>
+      </w:r>
       <w:r>
         <w:rPr>
           <w:rFonts w:ascii="Consolas" w:eastAsia="Consolas" w:hAnsi="Consolas" w:cs="Consolas"/>
         </w:rPr>
-        <w:t>total_amount</w:t>
-      </w:r>
-      <w:proofErr w:type="spellEnd"/>
+        <w:t>-- Mapping table between Invoices and Receipts (since one invoice can have multiple receipts)</w:t>
+      </w:r>
+      <w:r>
+        <w:br/>
+      </w:r>
       <w:r>
         <w:rPr>
           <w:rFonts w:ascii="Consolas" w:eastAsia="Consolas" w:hAnsi="Consolas" w:cs="Consolas"/>
         </w:rPr>
-        <w:t xml:space="preserve"> DECIMAL(12,2),</w:t>
+        <w:t>CREATE TABLE Invoice_Receipt_Map (</w:t>
       </w:r>
       <w:r>
         <w:br/>
@@ -1647,35 +1243,44 @@
         <w:rPr>
           <w:rFonts w:ascii="Consolas" w:eastAsia="Consolas" w:hAnsi="Consolas" w:cs="Consolas"/>
         </w:rPr>
-        <w:t xml:space="preserve">    FOREIGN KEY (</w:t>
-      </w:r>
-      <w:proofErr w:type="spellStart"/>
+        <w:t xml:space="preserve">    map_id INT PRIMARY KEY AUTO_INCREMENT,</w:t>
+      </w:r>
+      <w:r>
+        <w:br/>
+      </w:r>
       <w:r>
         <w:rPr>
           <w:rFonts w:ascii="Consolas" w:eastAsia="Consolas" w:hAnsi="Consolas" w:cs="Consolas"/>
         </w:rPr>
-        <w:t>customer_id</w:t>
-      </w:r>
-      <w:proofErr w:type="spellEnd"/>
+        <w:t xml:space="preserve">    invoice_id INT,</w:t>
+      </w:r>
+      <w:r>
+        <w:br/>
+      </w:r>
       <w:r>
         <w:rPr>
           <w:rFonts w:ascii="Consolas" w:eastAsia="Consolas" w:hAnsi="Consolas" w:cs="Consolas"/>
         </w:rPr>
-        <w:t>) REFERENCES Customer(</w:t>
-      </w:r>
-      <w:proofErr w:type="spellStart"/>
+        <w:lastRenderedPageBreak/>
+        <w:t xml:space="preserve">    receipt_id INT,</w:t>
+      </w:r>
+      <w:r>
+        <w:br/>
+      </w:r>
       <w:r>
         <w:rPr>
           <w:rFonts w:ascii="Consolas" w:eastAsia="Consolas" w:hAnsi="Consolas" w:cs="Consolas"/>
         </w:rPr>
-        <w:t>customer_id</w:t>
-      </w:r>
-      <w:proofErr w:type="spellEnd"/>
+        <w:t xml:space="preserve">    applied_amount DECIMAL(12,2),</w:t>
+      </w:r>
+      <w:r>
+        <w:br/>
+      </w:r>
       <w:r>
         <w:rPr>
           <w:rFonts w:ascii="Consolas" w:eastAsia="Consolas" w:hAnsi="Consolas" w:cs="Consolas"/>
         </w:rPr>
-        <w:t>)</w:t>
+        <w:t xml:space="preserve">    FOREIGN KEY (invoice_id) REFERENCES Invoice_Header(invoice_id),</w:t>
       </w:r>
       <w:r>
         <w:br/>
@@ -1684,8 +1289,347 @@
         <w:rPr>
           <w:rFonts w:ascii="Consolas" w:eastAsia="Consolas" w:hAnsi="Consolas" w:cs="Consolas"/>
         </w:rPr>
+        <w:t xml:space="preserve">    FOREIGN KEY (receipt_id) REFERENCES Receipt(receipt_id)</w:t>
+      </w:r>
+      <w:r>
+        <w:br/>
+      </w:r>
+      <w:r>
+        <w:rPr>
+          <w:rFonts w:ascii="Consolas" w:eastAsia="Consolas" w:hAnsi="Consolas" w:cs="Consolas"/>
+        </w:rPr>
+        <w:t>);</w:t>
+      </w:r>
+      <w:r>
+        <w:br/>
+      </w:r>
+      <w:r>
+        <w:br/>
+      </w:r>
+      <w:r>
+        <w:rPr>
+          <w:rFonts w:ascii="Consolas" w:eastAsia="Consolas" w:hAnsi="Consolas" w:cs="Consolas"/>
+        </w:rPr>
+        <w:t>-- Insert 10 Customers</w:t>
+      </w:r>
+      <w:r>
+        <w:br/>
+      </w:r>
+      <w:r>
+        <w:rPr>
+          <w:rFonts w:ascii="Consolas" w:eastAsia="Consolas" w:hAnsi="Consolas" w:cs="Consolas"/>
+        </w:rPr>
+        <w:t>INSERT INTO Customer (customer_name, city, credit_limit) VALUES</w:t>
+      </w:r>
+      <w:r>
+        <w:br/>
+      </w:r>
+      <w:r>
+        <w:rPr>
+          <w:rFonts w:ascii="Consolas" w:eastAsia="Consolas" w:hAnsi="Consolas" w:cs="Consolas"/>
+        </w:rPr>
+        <w:t>('Alpha Corp', 'New York', 50000),</w:t>
+      </w:r>
+      <w:r>
+        <w:br/>
+      </w:r>
+      <w:r>
+        <w:rPr>
+          <w:rFonts w:ascii="Consolas" w:eastAsia="Consolas" w:hAnsi="Consolas" w:cs="Consolas"/>
+        </w:rPr>
+        <w:t>('Beta Ltd', 'Los Angeles', 30000),</w:t>
+      </w:r>
+      <w:r>
+        <w:br/>
+      </w:r>
+      <w:r>
+        <w:rPr>
+          <w:rFonts w:ascii="Consolas" w:eastAsia="Consolas" w:hAnsi="Consolas" w:cs="Consolas"/>
+        </w:rPr>
+        <w:t>('Gamma LLC', 'Chicago', 40000),</w:t>
+      </w:r>
+      <w:r>
+        <w:br/>
+      </w:r>
+      <w:r>
+        <w:rPr>
+          <w:rFonts w:ascii="Consolas" w:eastAsia="Consolas" w:hAnsi="Consolas" w:cs="Consolas"/>
+        </w:rPr>
+        <w:t>('Delta Inc', 'Houston', 35000),</w:t>
+      </w:r>
+      <w:r>
+        <w:br/>
+      </w:r>
+      <w:r>
+        <w:rPr>
+          <w:rFonts w:ascii="Consolas" w:eastAsia="Consolas" w:hAnsi="Consolas" w:cs="Consolas"/>
+        </w:rPr>
+        <w:t>('Epsilon Co', 'Phoenix', 25000),</w:t>
+      </w:r>
+      <w:r>
+        <w:br/>
+      </w:r>
+      <w:r>
+        <w:rPr>
+          <w:rFonts w:ascii="Consolas" w:eastAsia="Consolas" w:hAnsi="Consolas" w:cs="Consolas"/>
+        </w:rPr>
+        <w:t>('Zeta Traders', 'San Francisco', 45000),</w:t>
+      </w:r>
+      <w:r>
+        <w:br/>
+      </w:r>
+      <w:r>
+        <w:rPr>
+          <w:rFonts w:ascii="Consolas" w:eastAsia="Consolas" w:hAnsi="Consolas" w:cs="Consolas"/>
+        </w:rPr>
+        <w:t>('Eta Solutions', 'Seattle', 30000),</w:t>
+      </w:r>
+      <w:r>
+        <w:br/>
+      </w:r>
+      <w:r>
+        <w:rPr>
+          <w:rFonts w:ascii="Consolas" w:eastAsia="Consolas" w:hAnsi="Consolas" w:cs="Consolas"/>
+        </w:rPr>
+        <w:t>('Theta Partners', 'Boston', 20000),</w:t>
+      </w:r>
+      <w:r>
+        <w:br/>
+      </w:r>
+      <w:r>
+        <w:rPr>
+          <w:rFonts w:ascii="Consolas" w:eastAsia="Consolas" w:hAnsi="Consolas" w:cs="Consolas"/>
+        </w:rPr>
+        <w:t>('Iota Global', 'Miami', 60000),</w:t>
+      </w:r>
+      <w:r>
+        <w:br/>
+      </w:r>
+      <w:r>
+        <w:rPr>
+          <w:rFonts w:ascii="Consolas" w:eastAsia="Consolas" w:hAnsi="Consolas" w:cs="Consolas"/>
+        </w:rPr>
+        <w:t>('Kappa Group', 'Denver', 55000);</w:t>
+      </w:r>
+      <w:r>
+        <w:br/>
+      </w:r>
+      <w:r>
+        <w:br/>
+      </w:r>
+      <w:r>
+        <w:rPr>
+          <w:rFonts w:ascii="Consolas" w:eastAsia="Consolas" w:hAnsi="Consolas" w:cs="Consolas"/>
+        </w:rPr>
+        <w:t>-- Insert 50 Invoices</w:t>
+      </w:r>
+      <w:r>
+        <w:br/>
+      </w:r>
+      <w:r>
+        <w:rPr>
+          <w:rFonts w:ascii="Consolas" w:eastAsia="Consolas" w:hAnsi="Consolas" w:cs="Consolas"/>
+        </w:rPr>
+        <w:t>INSERT INTO Invoice_Header (customer_id, invoice_date, due_date, total_amount) VALUES</w:t>
+      </w:r>
+      <w:r>
+        <w:br/>
+      </w:r>
+      <w:r>
+        <w:rPr>
+          <w:rFonts w:ascii="Consolas" w:eastAsia="Consolas" w:hAnsi="Consolas" w:cs="Consolas"/>
+        </w:rPr>
+        <w:t>(1, '2025-01-01', '2025-01-30', 1000),</w:t>
+      </w:r>
+      <w:r>
+        <w:br/>
+      </w:r>
+      <w:r>
+        <w:rPr>
+          <w:rFonts w:ascii="Consolas" w:eastAsia="Consolas" w:hAnsi="Consolas" w:cs="Consolas"/>
+        </w:rPr>
+        <w:t>(1, '2025-01-15', '2025-02-14', 1500),</w:t>
+      </w:r>
+      <w:r>
+        <w:br/>
+      </w:r>
+      <w:r>
+        <w:rPr>
+          <w:rFonts w:ascii="Consolas" w:eastAsia="Consolas" w:hAnsi="Consolas" w:cs="Consolas"/>
+        </w:rPr>
+        <w:t>(2, '2025-01-10', '2025-02-09', 2000),</w:t>
+      </w:r>
+      <w:r>
+        <w:br/>
+      </w:r>
+      <w:r>
+        <w:rPr>
+          <w:rFonts w:ascii="Consolas" w:eastAsia="Consolas" w:hAnsi="Consolas" w:cs="Consolas"/>
+        </w:rPr>
+        <w:t>(3, '2025-01-20', '2025-02-19', 1200),</w:t>
+      </w:r>
+      <w:r>
+        <w:br/>
+      </w:r>
+      <w:r>
+        <w:rPr>
+          <w:rFonts w:ascii="Consolas" w:eastAsia="Consolas" w:hAnsi="Consolas" w:cs="Consolas"/>
+        </w:rPr>
+        <w:t>(4, '2025-01-25', '2025-02-24', 1800),</w:t>
+      </w:r>
+      <w:r>
+        <w:br/>
+      </w:r>
+      <w:r>
+        <w:rPr>
+          <w:rFonts w:ascii="Consolas" w:eastAsia="Consolas" w:hAnsi="Consolas" w:cs="Consolas"/>
+        </w:rPr>
+        <w:t>(5, '2025-02-01', '2025-03-03', 2500),</w:t>
+      </w:r>
+      <w:r>
+        <w:br/>
+      </w:r>
+      <w:r>
+        <w:rPr>
+          <w:rFonts w:ascii="Consolas" w:eastAsia="Consolas" w:hAnsi="Consolas" w:cs="Consolas"/>
+        </w:rPr>
+        <w:t>(6, '2025-02-05', '2025-03-07', 2200),</w:t>
+      </w:r>
+      <w:r>
+        <w:br/>
+      </w:r>
+      <w:r>
+        <w:rPr>
+          <w:rFonts w:ascii="Consolas" w:eastAsia="Consolas" w:hAnsi="Consolas" w:cs="Consolas"/>
+        </w:rPr>
+        <w:t>(7, '2025-02-10', '2025-03-12', 1700),</w:t>
+      </w:r>
+      <w:r>
+        <w:br/>
+      </w:r>
+      <w:r>
+        <w:rPr>
+          <w:rFonts w:ascii="Consolas" w:eastAsia="Consolas" w:hAnsi="Consolas" w:cs="Consolas"/>
+        </w:rPr>
+        <w:t>(8, '2025-02-15', '2025-03-17', 800),</w:t>
+      </w:r>
+      <w:r>
+        <w:br/>
+      </w:r>
+      <w:r>
+        <w:rPr>
+          <w:rFonts w:ascii="Consolas" w:eastAsia="Consolas" w:hAnsi="Consolas" w:cs="Consolas"/>
+        </w:rPr>
+        <w:t>(9, '2025-02-18', '2025-03-20', 3000),</w:t>
+      </w:r>
+      <w:r>
+        <w:br/>
+      </w:r>
+      <w:r>
+        <w:rPr>
+          <w:rFonts w:ascii="Consolas" w:eastAsia="Consolas" w:hAnsi="Consolas" w:cs="Consolas"/>
+        </w:rPr>
+        <w:t>(10,'2025-02-20', '2025-03-22', 2800),</w:t>
+      </w:r>
+      <w:r>
+        <w:br/>
+      </w:r>
+      <w:r>
+        <w:rPr>
+          <w:rFonts w:ascii="Consolas" w:eastAsia="Consolas" w:hAnsi="Consolas" w:cs="Consolas"/>
+        </w:rPr>
+        <w:t>-- Add more invoices for variety</w:t>
+      </w:r>
+      <w:r>
+        <w:br/>
+      </w:r>
+      <w:r>
+        <w:rPr>
+          <w:rFonts w:ascii="Consolas" w:eastAsia="Consolas" w:hAnsi="Consolas" w:cs="Consolas"/>
+        </w:rPr>
+        <w:t>(1, '2025-02-22', '2025-03-24', 1600),</w:t>
+      </w:r>
+      <w:r>
+        <w:br/>
+      </w:r>
+      <w:r>
+        <w:rPr>
+          <w:rFonts w:ascii="Consolas" w:eastAsia="Consolas" w:hAnsi="Consolas" w:cs="Consolas"/>
+        </w:rPr>
+        <w:t>(2, '2025-02-25', '2025-03-27', 1400),</w:t>
+      </w:r>
+      <w:r>
+        <w:br/>
+      </w:r>
+      <w:r>
+        <w:rPr>
+          <w:rFonts w:ascii="Consolas" w:eastAsia="Consolas" w:hAnsi="Consolas" w:cs="Consolas"/>
+        </w:rPr>
+        <w:t>(3, '2025-03-01', '2025-03-31', 900),</w:t>
+      </w:r>
+      <w:r>
+        <w:br/>
+      </w:r>
+      <w:r>
+        <w:rPr>
+          <w:rFonts w:ascii="Consolas" w:eastAsia="Consolas" w:hAnsi="Consolas" w:cs="Consolas"/>
+        </w:rPr>
+        <w:t>(4, '2025-03-03', '2025-04-02', 2100),</w:t>
+      </w:r>
+      <w:r>
+        <w:br/>
+      </w:r>
+      <w:r>
+        <w:rPr>
+          <w:rFonts w:ascii="Consolas" w:eastAsia="Consolas" w:hAnsi="Consolas" w:cs="Consolas"/>
+        </w:rPr>
+        <w:t>(5, '2025-03-05', '2025-04-04', 2600),</w:t>
+      </w:r>
+      <w:r>
+        <w:br/>
+      </w:r>
+      <w:r>
+        <w:rPr>
+          <w:rFonts w:ascii="Consolas" w:eastAsia="Consolas" w:hAnsi="Consolas" w:cs="Consolas"/>
+        </w:rPr>
+        <w:t>(6, '2025-03-07', '2025-04-06', 1950),</w:t>
+      </w:r>
+      <w:r>
+        <w:br/>
+      </w:r>
+      <w:r>
+        <w:rPr>
+          <w:rFonts w:ascii="Consolas" w:eastAsia="Consolas" w:hAnsi="Consolas" w:cs="Consolas"/>
+        </w:rPr>
+        <w:t>(7, '2025-03-09', '2025-04-08', 1450),</w:t>
+      </w:r>
+      <w:r>
+        <w:br/>
+      </w:r>
+      <w:r>
+        <w:rPr>
+          <w:rFonts w:ascii="Consolas" w:eastAsia="Consolas" w:hAnsi="Consolas" w:cs="Consolas"/>
+        </w:rPr>
+        <w:t>(8, '2025-03-11', '2025-04-10', 1100),</w:t>
+      </w:r>
+      <w:r>
+        <w:br/>
+      </w:r>
+      <w:r>
+        <w:rPr>
+          <w:rFonts w:ascii="Consolas" w:eastAsia="Consolas" w:hAnsi="Consolas" w:cs="Consolas"/>
+        </w:rPr>
+        <w:t>(9, '2025-03-13', '2025-04-12', 2400),</w:t>
+      </w:r>
+      <w:r>
+        <w:br/>
+      </w:r>
+      <w:r>
+        <w:rPr>
+          <w:rFonts w:ascii="Consolas" w:eastAsia="Consolas" w:hAnsi="Consolas" w:cs="Consolas"/>
+        </w:rPr>
         <w:lastRenderedPageBreak/>
-        <w:t>);</w:t>
+        <w:t>(10,'2025-03-15', '2025-04-14', 1750);</w:t>
       </w:r>
       <w:r>
         <w:br/>
@@ -1697,7 +1641,7 @@
         <w:rPr>
           <w:rFonts w:ascii="Consolas" w:eastAsia="Consolas" w:hAnsi="Consolas" w:cs="Consolas"/>
         </w:rPr>
-        <w:t>-- Invoice Detail</w:t>
+        <w:t>-- Add some receipts</w:t>
       </w:r>
       <w:r>
         <w:br/>
@@ -1706,21 +1650,25 @@
         <w:rPr>
           <w:rFonts w:ascii="Consolas" w:eastAsia="Consolas" w:hAnsi="Consolas" w:cs="Consolas"/>
         </w:rPr>
-        <w:t xml:space="preserve">CREATE TABLE </w:t>
-      </w:r>
-      <w:proofErr w:type="spellStart"/>
+        <w:t>INSERT INTO Receipt (customer_id, receipt_date, amount) VALUES</w:t>
+      </w:r>
+      <w:r>
+        <w:br/>
+      </w:r>
       <w:r>
         <w:rPr>
           <w:rFonts w:ascii="Consolas" w:eastAsia="Consolas" w:hAnsi="Consolas" w:cs="Consolas"/>
         </w:rPr>
-        <w:t>Invoice_Detail</w:t>
-      </w:r>
-      <w:proofErr w:type="spellEnd"/>
+        <w:t>(1, '2025-01-20', 500),</w:t>
+      </w:r>
+      <w:r>
+        <w:br/>
+      </w:r>
       <w:r>
         <w:rPr>
           <w:rFonts w:ascii="Consolas" w:eastAsia="Consolas" w:hAnsi="Consolas" w:cs="Consolas"/>
         </w:rPr>
-        <w:t xml:space="preserve"> (</w:t>
+        <w:t>(1, '2025-02-10', 800),</w:t>
       </w:r>
       <w:r>
         <w:br/>
@@ -1729,21 +1677,25 @@
         <w:rPr>
           <w:rFonts w:ascii="Consolas" w:eastAsia="Consolas" w:hAnsi="Consolas" w:cs="Consolas"/>
         </w:rPr>
-        <w:t xml:space="preserve">    </w:t>
-      </w:r>
-      <w:proofErr w:type="spellStart"/>
+        <w:t>(2, '2025-02-15', 1000),</w:t>
+      </w:r>
+      <w:r>
+        <w:br/>
+      </w:r>
       <w:r>
         <w:rPr>
           <w:rFonts w:ascii="Consolas" w:eastAsia="Consolas" w:hAnsi="Consolas" w:cs="Consolas"/>
         </w:rPr>
-        <w:t>detail_id</w:t>
-      </w:r>
-      <w:proofErr w:type="spellEnd"/>
+        <w:t>(3, '2025-02-20', 600),</w:t>
+      </w:r>
+      <w:r>
+        <w:br/>
+      </w:r>
       <w:r>
         <w:rPr>
           <w:rFonts w:ascii="Consolas" w:eastAsia="Consolas" w:hAnsi="Consolas" w:cs="Consolas"/>
         </w:rPr>
-        <w:t xml:space="preserve"> INT PRIMARY KEY AUTO_INCREMENT,</w:t>
+        <w:t>(4, '2025-02-25', 1200),</w:t>
       </w:r>
       <w:r>
         <w:br/>
@@ -1752,21 +1704,25 @@
         <w:rPr>
           <w:rFonts w:ascii="Consolas" w:eastAsia="Consolas" w:hAnsi="Consolas" w:cs="Consolas"/>
         </w:rPr>
-        <w:t xml:space="preserve">    </w:t>
-      </w:r>
-      <w:proofErr w:type="spellStart"/>
+        <w:t>(5, '2025-03-01', 2000),</w:t>
+      </w:r>
+      <w:r>
+        <w:br/>
+      </w:r>
       <w:r>
         <w:rPr>
           <w:rFonts w:ascii="Consolas" w:eastAsia="Consolas" w:hAnsi="Consolas" w:cs="Consolas"/>
         </w:rPr>
-        <w:t>invoice_id</w:t>
-      </w:r>
-      <w:proofErr w:type="spellEnd"/>
+        <w:t>(6, '2025-03-05', 2200),</w:t>
+      </w:r>
+      <w:r>
+        <w:br/>
+      </w:r>
       <w:r>
         <w:rPr>
           <w:rFonts w:ascii="Consolas" w:eastAsia="Consolas" w:hAnsi="Consolas" w:cs="Consolas"/>
         </w:rPr>
-        <w:t xml:space="preserve"> INT,</w:t>
+        <w:t>(7, '2025-03-10', 1700),</w:t>
       </w:r>
       <w:r>
         <w:br/>
@@ -1775,21 +1731,28 @@
         <w:rPr>
           <w:rFonts w:ascii="Consolas" w:eastAsia="Consolas" w:hAnsi="Consolas" w:cs="Consolas"/>
         </w:rPr>
-        <w:t xml:space="preserve">    </w:t>
-      </w:r>
-      <w:proofErr w:type="spellStart"/>
+        <w:t>(8, '2025-03-12', 800),</w:t>
+      </w:r>
+      <w:r>
+        <w:br/>
+      </w:r>
       <w:r>
         <w:rPr>
           <w:rFonts w:ascii="Consolas" w:eastAsia="Consolas" w:hAnsi="Consolas" w:cs="Consolas"/>
         </w:rPr>
-        <w:t>product_name</w:t>
-      </w:r>
-      <w:proofErr w:type="spellEnd"/>
+        <w:t>(9, '2025-03-15', 1500);</w:t>
+      </w:r>
+      <w:r>
+        <w:br/>
+      </w:r>
+      <w:r>
+        <w:br/>
+      </w:r>
       <w:r>
         <w:rPr>
           <w:rFonts w:ascii="Consolas" w:eastAsia="Consolas" w:hAnsi="Consolas" w:cs="Consolas"/>
         </w:rPr>
-        <w:t xml:space="preserve"> VARCHAR(100),</w:t>
+        <w:t>-- Map receipts to invoices</w:t>
       </w:r>
       <w:r>
         <w:br/>
@@ -1798,7 +1761,7 @@
         <w:rPr>
           <w:rFonts w:ascii="Consolas" w:eastAsia="Consolas" w:hAnsi="Consolas" w:cs="Consolas"/>
         </w:rPr>
-        <w:t xml:space="preserve">    qty INT,</w:t>
+        <w:t>INSERT INTO Invoice_Receipt_Map (invoice_id, receipt_id, applied_amount) VALUES</w:t>
       </w:r>
       <w:r>
         <w:br/>
@@ -1807,21 +1770,25 @@
         <w:rPr>
           <w:rFonts w:ascii="Consolas" w:eastAsia="Consolas" w:hAnsi="Consolas" w:cs="Consolas"/>
         </w:rPr>
-        <w:t xml:space="preserve">    </w:t>
-      </w:r>
-      <w:proofErr w:type="spellStart"/>
+        <w:t>(1, 1, 500),</w:t>
+      </w:r>
+      <w:r>
+        <w:br/>
+      </w:r>
       <w:r>
         <w:rPr>
           <w:rFonts w:ascii="Consolas" w:eastAsia="Consolas" w:hAnsi="Consolas" w:cs="Consolas"/>
         </w:rPr>
-        <w:t>unit_price</w:t>
-      </w:r>
-      <w:proofErr w:type="spellEnd"/>
+        <w:t>(2, 2, 800),</w:t>
+      </w:r>
+      <w:r>
+        <w:br/>
+      </w:r>
       <w:r>
         <w:rPr>
           <w:rFonts w:ascii="Consolas" w:eastAsia="Consolas" w:hAnsi="Consolas" w:cs="Consolas"/>
         </w:rPr>
-        <w:t xml:space="preserve"> DECIMAL(12,2),</w:t>
+        <w:t>(3, 3, 1000),</w:t>
       </w:r>
       <w:r>
         <w:br/>
@@ -1830,21 +1797,25 @@
         <w:rPr>
           <w:rFonts w:ascii="Consolas" w:eastAsia="Consolas" w:hAnsi="Consolas" w:cs="Consolas"/>
         </w:rPr>
-        <w:t xml:space="preserve">    </w:t>
-      </w:r>
-      <w:proofErr w:type="spellStart"/>
+        <w:t>(4, 4, 600),</w:t>
+      </w:r>
+      <w:r>
+        <w:br/>
+      </w:r>
       <w:r>
         <w:rPr>
           <w:rFonts w:ascii="Consolas" w:eastAsia="Consolas" w:hAnsi="Consolas" w:cs="Consolas"/>
         </w:rPr>
-        <w:t>line_total</w:t>
-      </w:r>
-      <w:proofErr w:type="spellEnd"/>
+        <w:t>(5, 5, 1200),</w:t>
+      </w:r>
+      <w:r>
+        <w:br/>
+      </w:r>
       <w:r>
         <w:rPr>
           <w:rFonts w:ascii="Consolas" w:eastAsia="Consolas" w:hAnsi="Consolas" w:cs="Consolas"/>
         </w:rPr>
-        <w:t xml:space="preserve"> DECIMAL(12,2),</w:t>
+        <w:t>(6, 6, 2000),</w:t>
       </w:r>
       <w:r>
         <w:br/>
@@ -1853,1436 +1824,55 @@
         <w:rPr>
           <w:rFonts w:ascii="Consolas" w:eastAsia="Consolas" w:hAnsi="Consolas" w:cs="Consolas"/>
         </w:rPr>
-        <w:t xml:space="preserve">    FOREIGN KEY (</w:t>
-      </w:r>
-      <w:proofErr w:type="spellStart"/>
+        <w:t>(7, 7, 2200),</w:t>
+      </w:r>
+      <w:r>
+        <w:br/>
+      </w:r>
       <w:r>
         <w:rPr>
           <w:rFonts w:ascii="Consolas" w:eastAsia="Consolas" w:hAnsi="Consolas" w:cs="Consolas"/>
         </w:rPr>
-        <w:t>invoice_id</w:t>
-      </w:r>
-      <w:proofErr w:type="spellEnd"/>
+        <w:t>(8, 8, 1700),</w:t>
+      </w:r>
+      <w:r>
+        <w:br/>
+      </w:r>
       <w:r>
         <w:rPr>
           <w:rFonts w:ascii="Consolas" w:eastAsia="Consolas" w:hAnsi="Consolas" w:cs="Consolas"/>
         </w:rPr>
-        <w:t xml:space="preserve">) REFERENCES </w:t>
-      </w:r>
-      <w:proofErr w:type="spellStart"/>
+        <w:t>(9, 9, 800),</w:t>
+      </w:r>
+      <w:r>
+        <w:br/>
+      </w:r>
       <w:r>
         <w:rPr>
           <w:rFonts w:ascii="Consolas" w:eastAsia="Consolas" w:hAnsi="Consolas" w:cs="Consolas"/>
         </w:rPr>
-        <w:t>Invoice_Header</w:t>
-      </w:r>
-      <w:proofErr w:type="spellEnd"/>
+        <w:t>(10, 10, 1500);</w:t>
+      </w:r>
+      <w:r>
+        <w:br/>
+      </w:r>
+      <w:r>
+        <w:br/>
+      </w:r>
       <w:r>
         <w:rPr>
           <w:rFonts w:ascii="Consolas" w:eastAsia="Consolas" w:hAnsi="Consolas" w:cs="Consolas"/>
         </w:rPr>
-        <w:t>(</w:t>
-      </w:r>
-      <w:proofErr w:type="spellStart"/>
+        <w:t>-- Add some credit notes</w:t>
+      </w:r>
+      <w:r>
+        <w:br/>
+      </w:r>
       <w:r>
         <w:rPr>
           <w:rFonts w:ascii="Consolas" w:eastAsia="Consolas" w:hAnsi="Consolas" w:cs="Consolas"/>
         </w:rPr>
-        <w:t>invoice_id</w:t>
-      </w:r>
-      <w:proofErr w:type="spellEnd"/>
-      <w:r>
-        <w:rPr>
-          <w:rFonts w:ascii="Consolas" w:eastAsia="Consolas" w:hAnsi="Consolas" w:cs="Consolas"/>
-        </w:rPr>
-        <w:t>)</w:t>
-      </w:r>
-      <w:r>
-        <w:br/>
-      </w:r>
-      <w:r>
-        <w:rPr>
-          <w:rFonts w:ascii="Consolas" w:eastAsia="Consolas" w:hAnsi="Consolas" w:cs="Consolas"/>
-        </w:rPr>
-        <w:t>);</w:t>
-      </w:r>
-      <w:r>
-        <w:br/>
-      </w:r>
-      <w:r>
-        <w:br/>
-      </w:r>
-      <w:r>
-        <w:rPr>
-          <w:rFonts w:ascii="Consolas" w:eastAsia="Consolas" w:hAnsi="Consolas" w:cs="Consolas"/>
-        </w:rPr>
-        <w:t>-- Receipts (Payments)</w:t>
-      </w:r>
-      <w:r>
-        <w:br/>
-      </w:r>
-      <w:r>
-        <w:rPr>
-          <w:rFonts w:ascii="Consolas" w:eastAsia="Consolas" w:hAnsi="Consolas" w:cs="Consolas"/>
-        </w:rPr>
-        <w:t>CREATE TABLE Receipt (</w:t>
-      </w:r>
-      <w:r>
-        <w:br/>
-      </w:r>
-      <w:r>
-        <w:rPr>
-          <w:rFonts w:ascii="Consolas" w:eastAsia="Consolas" w:hAnsi="Consolas" w:cs="Consolas"/>
-        </w:rPr>
-        <w:t xml:space="preserve">    </w:t>
-      </w:r>
-      <w:proofErr w:type="spellStart"/>
-      <w:r>
-        <w:rPr>
-          <w:rFonts w:ascii="Consolas" w:eastAsia="Consolas" w:hAnsi="Consolas" w:cs="Consolas"/>
-        </w:rPr>
-        <w:t>receipt_id</w:t>
-      </w:r>
-      <w:proofErr w:type="spellEnd"/>
-      <w:r>
-        <w:rPr>
-          <w:rFonts w:ascii="Consolas" w:eastAsia="Consolas" w:hAnsi="Consolas" w:cs="Consolas"/>
-        </w:rPr>
-        <w:t xml:space="preserve"> INT PRIMARY KEY AUTO_INCREMENT,</w:t>
-      </w:r>
-      <w:r>
-        <w:br/>
-      </w:r>
-      <w:r>
-        <w:rPr>
-          <w:rFonts w:ascii="Consolas" w:eastAsia="Consolas" w:hAnsi="Consolas" w:cs="Consolas"/>
-        </w:rPr>
-        <w:t xml:space="preserve">    </w:t>
-      </w:r>
-      <w:proofErr w:type="spellStart"/>
-      <w:r>
-        <w:rPr>
-          <w:rFonts w:ascii="Consolas" w:eastAsia="Consolas" w:hAnsi="Consolas" w:cs="Consolas"/>
-        </w:rPr>
-        <w:t>customer_id</w:t>
-      </w:r>
-      <w:proofErr w:type="spellEnd"/>
-      <w:r>
-        <w:rPr>
-          <w:rFonts w:ascii="Consolas" w:eastAsia="Consolas" w:hAnsi="Consolas" w:cs="Consolas"/>
-        </w:rPr>
-        <w:t xml:space="preserve"> INT,</w:t>
-      </w:r>
-      <w:r>
-        <w:br/>
-      </w:r>
-      <w:r>
-        <w:rPr>
-          <w:rFonts w:ascii="Consolas" w:eastAsia="Consolas" w:hAnsi="Consolas" w:cs="Consolas"/>
-        </w:rPr>
-        <w:t xml:space="preserve">    </w:t>
-      </w:r>
-      <w:proofErr w:type="spellStart"/>
-      <w:r>
-        <w:rPr>
-          <w:rFonts w:ascii="Consolas" w:eastAsia="Consolas" w:hAnsi="Consolas" w:cs="Consolas"/>
-        </w:rPr>
-        <w:t>receipt_date</w:t>
-      </w:r>
-      <w:proofErr w:type="spellEnd"/>
-      <w:r>
-        <w:rPr>
-          <w:rFonts w:ascii="Consolas" w:eastAsia="Consolas" w:hAnsi="Consolas" w:cs="Consolas"/>
-        </w:rPr>
-        <w:t xml:space="preserve"> DATE,</w:t>
-      </w:r>
-      <w:r>
-        <w:br/>
-      </w:r>
-      <w:r>
-        <w:rPr>
-          <w:rFonts w:ascii="Consolas" w:eastAsia="Consolas" w:hAnsi="Consolas" w:cs="Consolas"/>
-        </w:rPr>
-        <w:t xml:space="preserve">    amount DECIMAL(12,2),</w:t>
-      </w:r>
-      <w:r>
-        <w:br/>
-      </w:r>
-      <w:r>
-        <w:rPr>
-          <w:rFonts w:ascii="Consolas" w:eastAsia="Consolas" w:hAnsi="Consolas" w:cs="Consolas"/>
-        </w:rPr>
-        <w:t xml:space="preserve">    FOREIGN KEY (</w:t>
-      </w:r>
-      <w:proofErr w:type="spellStart"/>
-      <w:r>
-        <w:rPr>
-          <w:rFonts w:ascii="Consolas" w:eastAsia="Consolas" w:hAnsi="Consolas" w:cs="Consolas"/>
-        </w:rPr>
-        <w:t>customer_id</w:t>
-      </w:r>
-      <w:proofErr w:type="spellEnd"/>
-      <w:r>
-        <w:rPr>
-          <w:rFonts w:ascii="Consolas" w:eastAsia="Consolas" w:hAnsi="Consolas" w:cs="Consolas"/>
-        </w:rPr>
-        <w:t>) REFERENCES Customer(</w:t>
-      </w:r>
-      <w:proofErr w:type="spellStart"/>
-      <w:r>
-        <w:rPr>
-          <w:rFonts w:ascii="Consolas" w:eastAsia="Consolas" w:hAnsi="Consolas" w:cs="Consolas"/>
-        </w:rPr>
-        <w:t>customer_id</w:t>
-      </w:r>
-      <w:proofErr w:type="spellEnd"/>
-      <w:r>
-        <w:rPr>
-          <w:rFonts w:ascii="Consolas" w:eastAsia="Consolas" w:hAnsi="Consolas" w:cs="Consolas"/>
-        </w:rPr>
-        <w:t>)</w:t>
-      </w:r>
-      <w:r>
-        <w:br/>
-      </w:r>
-      <w:r>
-        <w:rPr>
-          <w:rFonts w:ascii="Consolas" w:eastAsia="Consolas" w:hAnsi="Consolas" w:cs="Consolas"/>
-        </w:rPr>
-        <w:t>);</w:t>
-      </w:r>
-      <w:r>
-        <w:br/>
-      </w:r>
-      <w:r>
-        <w:br/>
-      </w:r>
-      <w:r>
-        <w:rPr>
-          <w:rFonts w:ascii="Consolas" w:eastAsia="Consolas" w:hAnsi="Consolas" w:cs="Consolas"/>
-        </w:rPr>
-        <w:t>-- Credit Notes</w:t>
-      </w:r>
-      <w:r>
-        <w:br/>
-      </w:r>
-      <w:r>
-        <w:rPr>
-          <w:rFonts w:ascii="Consolas" w:eastAsia="Consolas" w:hAnsi="Consolas" w:cs="Consolas"/>
-        </w:rPr>
-        <w:t xml:space="preserve">CREATE TABLE </w:t>
-      </w:r>
-      <w:proofErr w:type="spellStart"/>
-      <w:r>
-        <w:rPr>
-          <w:rFonts w:ascii="Consolas" w:eastAsia="Consolas" w:hAnsi="Consolas" w:cs="Consolas"/>
-        </w:rPr>
-        <w:t>Credit_Note</w:t>
-      </w:r>
-      <w:proofErr w:type="spellEnd"/>
-      <w:r>
-        <w:rPr>
-          <w:rFonts w:ascii="Consolas" w:eastAsia="Consolas" w:hAnsi="Consolas" w:cs="Consolas"/>
-        </w:rPr>
-        <w:t xml:space="preserve"> (</w:t>
-      </w:r>
-      <w:r>
-        <w:br/>
-      </w:r>
-      <w:r>
-        <w:rPr>
-          <w:rFonts w:ascii="Consolas" w:eastAsia="Consolas" w:hAnsi="Consolas" w:cs="Consolas"/>
-        </w:rPr>
-        <w:t xml:space="preserve">    </w:t>
-      </w:r>
-      <w:proofErr w:type="spellStart"/>
-      <w:r>
-        <w:rPr>
-          <w:rFonts w:ascii="Consolas" w:eastAsia="Consolas" w:hAnsi="Consolas" w:cs="Consolas"/>
-        </w:rPr>
-        <w:t>credit_id</w:t>
-      </w:r>
-      <w:proofErr w:type="spellEnd"/>
-      <w:r>
-        <w:rPr>
-          <w:rFonts w:ascii="Consolas" w:eastAsia="Consolas" w:hAnsi="Consolas" w:cs="Consolas"/>
-        </w:rPr>
-        <w:t xml:space="preserve"> INT PRIMARY KEY AUTO_INCREMENT,</w:t>
-      </w:r>
-      <w:r>
-        <w:br/>
-      </w:r>
-      <w:r>
-        <w:rPr>
-          <w:rFonts w:ascii="Consolas" w:eastAsia="Consolas" w:hAnsi="Consolas" w:cs="Consolas"/>
-        </w:rPr>
-        <w:t xml:space="preserve">    </w:t>
-      </w:r>
-      <w:proofErr w:type="spellStart"/>
-      <w:r>
-        <w:rPr>
-          <w:rFonts w:ascii="Consolas" w:eastAsia="Consolas" w:hAnsi="Consolas" w:cs="Consolas"/>
-        </w:rPr>
-        <w:t>invoice_id</w:t>
-      </w:r>
-      <w:proofErr w:type="spellEnd"/>
-      <w:r>
-        <w:rPr>
-          <w:rFonts w:ascii="Consolas" w:eastAsia="Consolas" w:hAnsi="Consolas" w:cs="Consolas"/>
-        </w:rPr>
-        <w:t xml:space="preserve"> INT,</w:t>
-      </w:r>
-      <w:r>
-        <w:br/>
-      </w:r>
-      <w:r>
-        <w:rPr>
-          <w:rFonts w:ascii="Consolas" w:eastAsia="Consolas" w:hAnsi="Consolas" w:cs="Consolas"/>
-        </w:rPr>
-        <w:t xml:space="preserve">    </w:t>
-      </w:r>
-      <w:proofErr w:type="spellStart"/>
-      <w:r>
-        <w:rPr>
-          <w:rFonts w:ascii="Consolas" w:eastAsia="Consolas" w:hAnsi="Consolas" w:cs="Consolas"/>
-        </w:rPr>
-        <w:t>credit_date</w:t>
-      </w:r>
-      <w:proofErr w:type="spellEnd"/>
-      <w:r>
-        <w:rPr>
-          <w:rFonts w:ascii="Consolas" w:eastAsia="Consolas" w:hAnsi="Consolas" w:cs="Consolas"/>
-        </w:rPr>
-        <w:t xml:space="preserve"> DATE,</w:t>
-      </w:r>
-      <w:r>
-        <w:br/>
-      </w:r>
-      <w:r>
-        <w:rPr>
-          <w:rFonts w:ascii="Consolas" w:eastAsia="Consolas" w:hAnsi="Consolas" w:cs="Consolas"/>
-        </w:rPr>
-        <w:t xml:space="preserve">    </w:t>
-      </w:r>
-      <w:proofErr w:type="spellStart"/>
-      <w:r>
-        <w:rPr>
-          <w:rFonts w:ascii="Consolas" w:eastAsia="Consolas" w:hAnsi="Consolas" w:cs="Consolas"/>
-        </w:rPr>
-        <w:t>credit_amount</w:t>
-      </w:r>
-      <w:proofErr w:type="spellEnd"/>
-      <w:r>
-        <w:rPr>
-          <w:rFonts w:ascii="Consolas" w:eastAsia="Consolas" w:hAnsi="Consolas" w:cs="Consolas"/>
-        </w:rPr>
-        <w:t xml:space="preserve"> DECIMAL(12,2),</w:t>
-      </w:r>
-      <w:r>
-        <w:br/>
-      </w:r>
-      <w:r>
-        <w:rPr>
-          <w:rFonts w:ascii="Consolas" w:eastAsia="Consolas" w:hAnsi="Consolas" w:cs="Consolas"/>
-        </w:rPr>
-        <w:t xml:space="preserve">    reason VARCHAR(255),</w:t>
-      </w:r>
-      <w:r>
-        <w:br/>
-      </w:r>
-      <w:r>
-        <w:rPr>
-          <w:rFonts w:ascii="Consolas" w:eastAsia="Consolas" w:hAnsi="Consolas" w:cs="Consolas"/>
-        </w:rPr>
-        <w:t xml:space="preserve">    FOREIGN KEY (</w:t>
-      </w:r>
-      <w:proofErr w:type="spellStart"/>
-      <w:r>
-        <w:rPr>
-          <w:rFonts w:ascii="Consolas" w:eastAsia="Consolas" w:hAnsi="Consolas" w:cs="Consolas"/>
-        </w:rPr>
-        <w:t>invoice_id</w:t>
-      </w:r>
-      <w:proofErr w:type="spellEnd"/>
-      <w:r>
-        <w:rPr>
-          <w:rFonts w:ascii="Consolas" w:eastAsia="Consolas" w:hAnsi="Consolas" w:cs="Consolas"/>
-        </w:rPr>
-        <w:t xml:space="preserve">) REFERENCES </w:t>
-      </w:r>
-      <w:proofErr w:type="spellStart"/>
-      <w:r>
-        <w:rPr>
-          <w:rFonts w:ascii="Consolas" w:eastAsia="Consolas" w:hAnsi="Consolas" w:cs="Consolas"/>
-        </w:rPr>
-        <w:t>Invoice_Header</w:t>
-      </w:r>
-      <w:proofErr w:type="spellEnd"/>
-      <w:r>
-        <w:rPr>
-          <w:rFonts w:ascii="Consolas" w:eastAsia="Consolas" w:hAnsi="Consolas" w:cs="Consolas"/>
-        </w:rPr>
-        <w:t>(</w:t>
-      </w:r>
-      <w:proofErr w:type="spellStart"/>
-      <w:r>
-        <w:rPr>
-          <w:rFonts w:ascii="Consolas" w:eastAsia="Consolas" w:hAnsi="Consolas" w:cs="Consolas"/>
-        </w:rPr>
-        <w:t>invoice_id</w:t>
-      </w:r>
-      <w:proofErr w:type="spellEnd"/>
-      <w:r>
-        <w:rPr>
-          <w:rFonts w:ascii="Consolas" w:eastAsia="Consolas" w:hAnsi="Consolas" w:cs="Consolas"/>
-        </w:rPr>
-        <w:t>)</w:t>
-      </w:r>
-      <w:r>
-        <w:br/>
-      </w:r>
-      <w:r>
-        <w:rPr>
-          <w:rFonts w:ascii="Consolas" w:eastAsia="Consolas" w:hAnsi="Consolas" w:cs="Consolas"/>
-        </w:rPr>
-        <w:t>);</w:t>
-      </w:r>
-      <w:r>
-        <w:br/>
-      </w:r>
-      <w:r>
-        <w:br/>
-      </w:r>
-      <w:r>
-        <w:rPr>
-          <w:rFonts w:ascii="Consolas" w:eastAsia="Consolas" w:hAnsi="Consolas" w:cs="Consolas"/>
-        </w:rPr>
-        <w:t>-- Mapping table between Invoices and Receipts (since one invoice can have multiple receipts)</w:t>
-      </w:r>
-      <w:r>
-        <w:br/>
-      </w:r>
-      <w:r>
-        <w:rPr>
-          <w:rFonts w:ascii="Consolas" w:eastAsia="Consolas" w:hAnsi="Consolas" w:cs="Consolas"/>
-        </w:rPr>
-        <w:t xml:space="preserve">CREATE TABLE </w:t>
-      </w:r>
-      <w:proofErr w:type="spellStart"/>
-      <w:r>
-        <w:rPr>
-          <w:rFonts w:ascii="Consolas" w:eastAsia="Consolas" w:hAnsi="Consolas" w:cs="Consolas"/>
-        </w:rPr>
-        <w:t>Invoice_Receipt_Map</w:t>
-      </w:r>
-      <w:proofErr w:type="spellEnd"/>
-      <w:r>
-        <w:rPr>
-          <w:rFonts w:ascii="Consolas" w:eastAsia="Consolas" w:hAnsi="Consolas" w:cs="Consolas"/>
-        </w:rPr>
-        <w:t xml:space="preserve"> (</w:t>
-      </w:r>
-      <w:r>
-        <w:br/>
-      </w:r>
-      <w:r>
-        <w:rPr>
-          <w:rFonts w:ascii="Consolas" w:eastAsia="Consolas" w:hAnsi="Consolas" w:cs="Consolas"/>
-        </w:rPr>
-        <w:t xml:space="preserve">    </w:t>
-      </w:r>
-      <w:proofErr w:type="spellStart"/>
-      <w:r>
-        <w:rPr>
-          <w:rFonts w:ascii="Consolas" w:eastAsia="Consolas" w:hAnsi="Consolas" w:cs="Consolas"/>
-        </w:rPr>
-        <w:t>map_id</w:t>
-      </w:r>
-      <w:proofErr w:type="spellEnd"/>
-      <w:r>
-        <w:rPr>
-          <w:rFonts w:ascii="Consolas" w:eastAsia="Consolas" w:hAnsi="Consolas" w:cs="Consolas"/>
-        </w:rPr>
-        <w:t xml:space="preserve"> INT PRIMARY KEY AUTO_INCREMENT,</w:t>
-      </w:r>
-      <w:r>
-        <w:br/>
-      </w:r>
-      <w:r>
-        <w:rPr>
-          <w:rFonts w:ascii="Consolas" w:eastAsia="Consolas" w:hAnsi="Consolas" w:cs="Consolas"/>
-        </w:rPr>
-        <w:t xml:space="preserve">    </w:t>
-      </w:r>
-      <w:proofErr w:type="spellStart"/>
-      <w:r>
-        <w:rPr>
-          <w:rFonts w:ascii="Consolas" w:eastAsia="Consolas" w:hAnsi="Consolas" w:cs="Consolas"/>
-        </w:rPr>
-        <w:t>invoice_id</w:t>
-      </w:r>
-      <w:proofErr w:type="spellEnd"/>
-      <w:r>
-        <w:rPr>
-          <w:rFonts w:ascii="Consolas" w:eastAsia="Consolas" w:hAnsi="Consolas" w:cs="Consolas"/>
-        </w:rPr>
-        <w:t xml:space="preserve"> INT,</w:t>
-      </w:r>
-      <w:r>
-        <w:br/>
-      </w:r>
-      <w:r>
-        <w:rPr>
-          <w:rFonts w:ascii="Consolas" w:eastAsia="Consolas" w:hAnsi="Consolas" w:cs="Consolas"/>
-        </w:rPr>
-        <w:t xml:space="preserve">    </w:t>
-      </w:r>
-      <w:proofErr w:type="spellStart"/>
-      <w:r>
-        <w:rPr>
-          <w:rFonts w:ascii="Consolas" w:eastAsia="Consolas" w:hAnsi="Consolas" w:cs="Consolas"/>
-        </w:rPr>
-        <w:t>receipt_id</w:t>
-      </w:r>
-      <w:proofErr w:type="spellEnd"/>
-      <w:r>
-        <w:rPr>
-          <w:rFonts w:ascii="Consolas" w:eastAsia="Consolas" w:hAnsi="Consolas" w:cs="Consolas"/>
-        </w:rPr>
-        <w:t xml:space="preserve"> INT,</w:t>
-      </w:r>
-      <w:r>
-        <w:br/>
-      </w:r>
-      <w:r>
-        <w:rPr>
-          <w:rFonts w:ascii="Consolas" w:eastAsia="Consolas" w:hAnsi="Consolas" w:cs="Consolas"/>
-        </w:rPr>
-        <w:t xml:space="preserve">    </w:t>
-      </w:r>
-      <w:proofErr w:type="spellStart"/>
-      <w:r>
-        <w:rPr>
-          <w:rFonts w:ascii="Consolas" w:eastAsia="Consolas" w:hAnsi="Consolas" w:cs="Consolas"/>
-        </w:rPr>
-        <w:t>applied_amount</w:t>
-      </w:r>
-      <w:proofErr w:type="spellEnd"/>
-      <w:r>
-        <w:rPr>
-          <w:rFonts w:ascii="Consolas" w:eastAsia="Consolas" w:hAnsi="Consolas" w:cs="Consolas"/>
-        </w:rPr>
-        <w:t xml:space="preserve"> DECIMAL(12,2),</w:t>
-      </w:r>
-      <w:r>
-        <w:br/>
-      </w:r>
-      <w:r>
-        <w:rPr>
-          <w:rFonts w:ascii="Consolas" w:eastAsia="Consolas" w:hAnsi="Consolas" w:cs="Consolas"/>
-        </w:rPr>
-        <w:t xml:space="preserve">    FOREIGN KEY (</w:t>
-      </w:r>
-      <w:proofErr w:type="spellStart"/>
-      <w:r>
-        <w:rPr>
-          <w:rFonts w:ascii="Consolas" w:eastAsia="Consolas" w:hAnsi="Consolas" w:cs="Consolas"/>
-        </w:rPr>
-        <w:t>invoice_id</w:t>
-      </w:r>
-      <w:proofErr w:type="spellEnd"/>
-      <w:r>
-        <w:rPr>
-          <w:rFonts w:ascii="Consolas" w:eastAsia="Consolas" w:hAnsi="Consolas" w:cs="Consolas"/>
-        </w:rPr>
-        <w:t xml:space="preserve">) REFERENCES </w:t>
-      </w:r>
-      <w:proofErr w:type="spellStart"/>
-      <w:r>
-        <w:rPr>
-          <w:rFonts w:ascii="Consolas" w:eastAsia="Consolas" w:hAnsi="Consolas" w:cs="Consolas"/>
-        </w:rPr>
-        <w:t>Invoice_Header</w:t>
-      </w:r>
-      <w:proofErr w:type="spellEnd"/>
-      <w:r>
-        <w:rPr>
-          <w:rFonts w:ascii="Consolas" w:eastAsia="Consolas" w:hAnsi="Consolas" w:cs="Consolas"/>
-        </w:rPr>
-        <w:t>(</w:t>
-      </w:r>
-      <w:proofErr w:type="spellStart"/>
-      <w:r>
-        <w:rPr>
-          <w:rFonts w:ascii="Consolas" w:eastAsia="Consolas" w:hAnsi="Consolas" w:cs="Consolas"/>
-        </w:rPr>
-        <w:t>invoice_id</w:t>
-      </w:r>
-      <w:proofErr w:type="spellEnd"/>
-      <w:r>
-        <w:rPr>
-          <w:rFonts w:ascii="Consolas" w:eastAsia="Consolas" w:hAnsi="Consolas" w:cs="Consolas"/>
-        </w:rPr>
-        <w:t>),</w:t>
-      </w:r>
-      <w:r>
-        <w:br/>
-      </w:r>
-      <w:r>
-        <w:rPr>
-          <w:rFonts w:ascii="Consolas" w:eastAsia="Consolas" w:hAnsi="Consolas" w:cs="Consolas"/>
-        </w:rPr>
-        <w:t xml:space="preserve">    FOREIGN KEY (</w:t>
-      </w:r>
-      <w:proofErr w:type="spellStart"/>
-      <w:r>
-        <w:rPr>
-          <w:rFonts w:ascii="Consolas" w:eastAsia="Consolas" w:hAnsi="Consolas" w:cs="Consolas"/>
-        </w:rPr>
-        <w:t>receipt_id</w:t>
-      </w:r>
-      <w:proofErr w:type="spellEnd"/>
-      <w:r>
-        <w:rPr>
-          <w:rFonts w:ascii="Consolas" w:eastAsia="Consolas" w:hAnsi="Consolas" w:cs="Consolas"/>
-        </w:rPr>
-        <w:t>) REFERENCES Receipt(</w:t>
-      </w:r>
-      <w:proofErr w:type="spellStart"/>
-      <w:r>
-        <w:rPr>
-          <w:rFonts w:ascii="Consolas" w:eastAsia="Consolas" w:hAnsi="Consolas" w:cs="Consolas"/>
-        </w:rPr>
-        <w:t>receipt_id</w:t>
-      </w:r>
-      <w:proofErr w:type="spellEnd"/>
-      <w:r>
-        <w:rPr>
-          <w:rFonts w:ascii="Consolas" w:eastAsia="Consolas" w:hAnsi="Consolas" w:cs="Consolas"/>
-        </w:rPr>
-        <w:t>)</w:t>
-      </w:r>
-      <w:r>
-        <w:br/>
-      </w:r>
-      <w:r>
-        <w:rPr>
-          <w:rFonts w:ascii="Consolas" w:eastAsia="Consolas" w:hAnsi="Consolas" w:cs="Consolas"/>
-        </w:rPr>
-        <w:t>);</w:t>
-      </w:r>
-      <w:r>
-        <w:br/>
-      </w:r>
-      <w:r>
-        <w:br/>
-      </w:r>
-      <w:r>
-        <w:rPr>
-          <w:rFonts w:ascii="Consolas" w:eastAsia="Consolas" w:hAnsi="Consolas" w:cs="Consolas"/>
-        </w:rPr>
-        <w:lastRenderedPageBreak/>
-        <w:t>-- Insert 10 Customers</w:t>
-      </w:r>
-      <w:r>
-        <w:br/>
-      </w:r>
-      <w:r>
-        <w:rPr>
-          <w:rFonts w:ascii="Consolas" w:eastAsia="Consolas" w:hAnsi="Consolas" w:cs="Consolas"/>
-        </w:rPr>
-        <w:t>INSERT INTO Customer (</w:t>
-      </w:r>
-      <w:proofErr w:type="spellStart"/>
-      <w:r>
-        <w:rPr>
-          <w:rFonts w:ascii="Consolas" w:eastAsia="Consolas" w:hAnsi="Consolas" w:cs="Consolas"/>
-        </w:rPr>
-        <w:t>customer_name</w:t>
-      </w:r>
-      <w:proofErr w:type="spellEnd"/>
-      <w:r>
-        <w:rPr>
-          <w:rFonts w:ascii="Consolas" w:eastAsia="Consolas" w:hAnsi="Consolas" w:cs="Consolas"/>
-        </w:rPr>
-        <w:t xml:space="preserve">, city, </w:t>
-      </w:r>
-      <w:proofErr w:type="spellStart"/>
-      <w:r>
-        <w:rPr>
-          <w:rFonts w:ascii="Consolas" w:eastAsia="Consolas" w:hAnsi="Consolas" w:cs="Consolas"/>
-        </w:rPr>
-        <w:t>credit_limit</w:t>
-      </w:r>
-      <w:proofErr w:type="spellEnd"/>
-      <w:r>
-        <w:rPr>
-          <w:rFonts w:ascii="Consolas" w:eastAsia="Consolas" w:hAnsi="Consolas" w:cs="Consolas"/>
-        </w:rPr>
-        <w:t>) VALUES</w:t>
-      </w:r>
-      <w:r>
-        <w:br/>
-      </w:r>
-      <w:r>
-        <w:rPr>
-          <w:rFonts w:ascii="Consolas" w:eastAsia="Consolas" w:hAnsi="Consolas" w:cs="Consolas"/>
-        </w:rPr>
-        <w:t>('Alpha Corp', 'New York', 50000),</w:t>
-      </w:r>
-      <w:r>
-        <w:br/>
-      </w:r>
-      <w:r>
-        <w:rPr>
-          <w:rFonts w:ascii="Consolas" w:eastAsia="Consolas" w:hAnsi="Consolas" w:cs="Consolas"/>
-        </w:rPr>
-        <w:t>('Beta Ltd', 'Los Angeles', 30000),</w:t>
-      </w:r>
-      <w:r>
-        <w:br/>
-      </w:r>
-      <w:r>
-        <w:rPr>
-          <w:rFonts w:ascii="Consolas" w:eastAsia="Consolas" w:hAnsi="Consolas" w:cs="Consolas"/>
-        </w:rPr>
-        <w:t>('Gamma LLC', 'Chicago', 40000),</w:t>
-      </w:r>
-      <w:r>
-        <w:br/>
-      </w:r>
-      <w:r>
-        <w:rPr>
-          <w:rFonts w:ascii="Consolas" w:eastAsia="Consolas" w:hAnsi="Consolas" w:cs="Consolas"/>
-        </w:rPr>
-        <w:t>('Delta Inc', 'Houston', 35000),</w:t>
-      </w:r>
-      <w:r>
-        <w:br/>
-      </w:r>
-      <w:r>
-        <w:rPr>
-          <w:rFonts w:ascii="Consolas" w:eastAsia="Consolas" w:hAnsi="Consolas" w:cs="Consolas"/>
-        </w:rPr>
-        <w:t>('Epsilon Co', 'Phoenix', 25000),</w:t>
-      </w:r>
-      <w:r>
-        <w:br/>
-      </w:r>
-      <w:r>
-        <w:rPr>
-          <w:rFonts w:ascii="Consolas" w:eastAsia="Consolas" w:hAnsi="Consolas" w:cs="Consolas"/>
-        </w:rPr>
-        <w:t>('Zeta Traders', 'San Francisco', 45000),</w:t>
-      </w:r>
-      <w:r>
-        <w:br/>
-      </w:r>
-      <w:r>
-        <w:rPr>
-          <w:rFonts w:ascii="Consolas" w:eastAsia="Consolas" w:hAnsi="Consolas" w:cs="Consolas"/>
-        </w:rPr>
-        <w:t>('Eta Solutions', 'Seattle', 30000),</w:t>
-      </w:r>
-      <w:r>
-        <w:br/>
-      </w:r>
-      <w:r>
-        <w:rPr>
-          <w:rFonts w:ascii="Consolas" w:eastAsia="Consolas" w:hAnsi="Consolas" w:cs="Consolas"/>
-        </w:rPr>
-        <w:t>('Theta Partners', 'Boston', 20000),</w:t>
-      </w:r>
-      <w:r>
-        <w:br/>
-      </w:r>
-      <w:r>
-        <w:rPr>
-          <w:rFonts w:ascii="Consolas" w:eastAsia="Consolas" w:hAnsi="Consolas" w:cs="Consolas"/>
-        </w:rPr>
-        <w:t>('Iota Global', 'Miami', 60000),</w:t>
-      </w:r>
-      <w:r>
-        <w:br/>
-      </w:r>
-      <w:r>
-        <w:rPr>
-          <w:rFonts w:ascii="Consolas" w:eastAsia="Consolas" w:hAnsi="Consolas" w:cs="Consolas"/>
-        </w:rPr>
-        <w:t>('Kappa Group', 'Denver', 55000);</w:t>
-      </w:r>
-      <w:r>
-        <w:br/>
-      </w:r>
-      <w:r>
-        <w:br/>
-      </w:r>
-      <w:r>
-        <w:rPr>
-          <w:rFonts w:ascii="Consolas" w:eastAsia="Consolas" w:hAnsi="Consolas" w:cs="Consolas"/>
-        </w:rPr>
-        <w:t>-- Insert 50 Invoices</w:t>
-      </w:r>
-      <w:r>
-        <w:br/>
-      </w:r>
-      <w:r>
-        <w:rPr>
-          <w:rFonts w:ascii="Consolas" w:eastAsia="Consolas" w:hAnsi="Consolas" w:cs="Consolas"/>
-        </w:rPr>
-        <w:t xml:space="preserve">INSERT INTO </w:t>
-      </w:r>
-      <w:proofErr w:type="spellStart"/>
-      <w:r>
-        <w:rPr>
-          <w:rFonts w:ascii="Consolas" w:eastAsia="Consolas" w:hAnsi="Consolas" w:cs="Consolas"/>
-        </w:rPr>
-        <w:t>Invoice_Header</w:t>
-      </w:r>
-      <w:proofErr w:type="spellEnd"/>
-      <w:r>
-        <w:rPr>
-          <w:rFonts w:ascii="Consolas" w:eastAsia="Consolas" w:hAnsi="Consolas" w:cs="Consolas"/>
-        </w:rPr>
-        <w:t xml:space="preserve"> (</w:t>
-      </w:r>
-      <w:proofErr w:type="spellStart"/>
-      <w:r>
-        <w:rPr>
-          <w:rFonts w:ascii="Consolas" w:eastAsia="Consolas" w:hAnsi="Consolas" w:cs="Consolas"/>
-        </w:rPr>
-        <w:t>customer_id</w:t>
-      </w:r>
-      <w:proofErr w:type="spellEnd"/>
-      <w:r>
-        <w:rPr>
-          <w:rFonts w:ascii="Consolas" w:eastAsia="Consolas" w:hAnsi="Consolas" w:cs="Consolas"/>
-        </w:rPr>
-        <w:t xml:space="preserve">, </w:t>
-      </w:r>
-      <w:proofErr w:type="spellStart"/>
-      <w:r>
-        <w:rPr>
-          <w:rFonts w:ascii="Consolas" w:eastAsia="Consolas" w:hAnsi="Consolas" w:cs="Consolas"/>
-        </w:rPr>
-        <w:t>invoice_date</w:t>
-      </w:r>
-      <w:proofErr w:type="spellEnd"/>
-      <w:r>
-        <w:rPr>
-          <w:rFonts w:ascii="Consolas" w:eastAsia="Consolas" w:hAnsi="Consolas" w:cs="Consolas"/>
-        </w:rPr>
-        <w:t xml:space="preserve">, </w:t>
-      </w:r>
-      <w:proofErr w:type="spellStart"/>
-      <w:r>
-        <w:rPr>
-          <w:rFonts w:ascii="Consolas" w:eastAsia="Consolas" w:hAnsi="Consolas" w:cs="Consolas"/>
-        </w:rPr>
-        <w:t>due_date</w:t>
-      </w:r>
-      <w:proofErr w:type="spellEnd"/>
-      <w:r>
-        <w:rPr>
-          <w:rFonts w:ascii="Consolas" w:eastAsia="Consolas" w:hAnsi="Consolas" w:cs="Consolas"/>
-        </w:rPr>
-        <w:t xml:space="preserve">, </w:t>
-      </w:r>
-      <w:proofErr w:type="spellStart"/>
-      <w:r>
-        <w:rPr>
-          <w:rFonts w:ascii="Consolas" w:eastAsia="Consolas" w:hAnsi="Consolas" w:cs="Consolas"/>
-        </w:rPr>
-        <w:t>total_amount</w:t>
-      </w:r>
-      <w:proofErr w:type="spellEnd"/>
-      <w:r>
-        <w:rPr>
-          <w:rFonts w:ascii="Consolas" w:eastAsia="Consolas" w:hAnsi="Consolas" w:cs="Consolas"/>
-        </w:rPr>
-        <w:t>) VALUES</w:t>
-      </w:r>
-      <w:r>
-        <w:br/>
-      </w:r>
-      <w:r>
-        <w:rPr>
-          <w:rFonts w:ascii="Consolas" w:eastAsia="Consolas" w:hAnsi="Consolas" w:cs="Consolas"/>
-        </w:rPr>
-        <w:t>(1, '2025-01-01', '2025-01-30', 1000),</w:t>
-      </w:r>
-      <w:r>
-        <w:br/>
-      </w:r>
-      <w:r>
-        <w:rPr>
-          <w:rFonts w:ascii="Consolas" w:eastAsia="Consolas" w:hAnsi="Consolas" w:cs="Consolas"/>
-        </w:rPr>
-        <w:t>(1, '2025-01-15', '2025-02-14', 1500),</w:t>
-      </w:r>
-      <w:r>
-        <w:br/>
-      </w:r>
-      <w:r>
-        <w:rPr>
-          <w:rFonts w:ascii="Consolas" w:eastAsia="Consolas" w:hAnsi="Consolas" w:cs="Consolas"/>
-        </w:rPr>
-        <w:t>(2, '2025-01-10', '2025-02-09', 2000),</w:t>
-      </w:r>
-      <w:r>
-        <w:br/>
-      </w:r>
-      <w:r>
-        <w:rPr>
-          <w:rFonts w:ascii="Consolas" w:eastAsia="Consolas" w:hAnsi="Consolas" w:cs="Consolas"/>
-        </w:rPr>
-        <w:t>(3, '2025-01-20', '2025-02-19', 1200),</w:t>
-      </w:r>
-      <w:r>
-        <w:br/>
-      </w:r>
-      <w:r>
-        <w:rPr>
-          <w:rFonts w:ascii="Consolas" w:eastAsia="Consolas" w:hAnsi="Consolas" w:cs="Consolas"/>
-        </w:rPr>
-        <w:t>(4, '2025-01-25', '2025-02-24', 1800),</w:t>
-      </w:r>
-      <w:r>
-        <w:br/>
-      </w:r>
-      <w:r>
-        <w:rPr>
-          <w:rFonts w:ascii="Consolas" w:eastAsia="Consolas" w:hAnsi="Consolas" w:cs="Consolas"/>
-        </w:rPr>
-        <w:t>(5, '2025-02-01', '2025-03-03', 2500),</w:t>
-      </w:r>
-      <w:r>
-        <w:br/>
-      </w:r>
-      <w:r>
-        <w:rPr>
-          <w:rFonts w:ascii="Consolas" w:eastAsia="Consolas" w:hAnsi="Consolas" w:cs="Consolas"/>
-        </w:rPr>
-        <w:t>(6, '2025-02-05', '2025-03-07', 2200),</w:t>
-      </w:r>
-      <w:r>
-        <w:br/>
-      </w:r>
-      <w:r>
-        <w:rPr>
-          <w:rFonts w:ascii="Consolas" w:eastAsia="Consolas" w:hAnsi="Consolas" w:cs="Consolas"/>
-        </w:rPr>
-        <w:t>(7, '2025-02-10', '2025-03-12', 1700),</w:t>
-      </w:r>
-      <w:r>
-        <w:br/>
-      </w:r>
-      <w:r>
-        <w:rPr>
-          <w:rFonts w:ascii="Consolas" w:eastAsia="Consolas" w:hAnsi="Consolas" w:cs="Consolas"/>
-        </w:rPr>
-        <w:t>(8, '2025-02-15', '2025-03-17', 800),</w:t>
-      </w:r>
-      <w:r>
-        <w:br/>
-      </w:r>
-      <w:r>
-        <w:rPr>
-          <w:rFonts w:ascii="Consolas" w:eastAsia="Consolas" w:hAnsi="Consolas" w:cs="Consolas"/>
-        </w:rPr>
-        <w:t>(9, '2025-02-18', '2025-03-20', 3000),</w:t>
-      </w:r>
-      <w:r>
-        <w:br/>
-      </w:r>
-      <w:r>
-        <w:rPr>
-          <w:rFonts w:ascii="Consolas" w:eastAsia="Consolas" w:hAnsi="Consolas" w:cs="Consolas"/>
-        </w:rPr>
-        <w:t>(10,'2025-02-20', '2025-03-22', 2800),</w:t>
-      </w:r>
-      <w:r>
-        <w:br/>
-      </w:r>
-      <w:r>
-        <w:rPr>
-          <w:rFonts w:ascii="Consolas" w:eastAsia="Consolas" w:hAnsi="Consolas" w:cs="Consolas"/>
-        </w:rPr>
-        <w:t>-- Add more invoices for variety</w:t>
-      </w:r>
-      <w:r>
-        <w:br/>
-      </w:r>
-      <w:r>
-        <w:rPr>
-          <w:rFonts w:ascii="Consolas" w:eastAsia="Consolas" w:hAnsi="Consolas" w:cs="Consolas"/>
-        </w:rPr>
-        <w:t>(1, '2025-02-22', '2025-03-24', 1600),</w:t>
-      </w:r>
-      <w:r>
-        <w:br/>
-      </w:r>
-      <w:r>
-        <w:rPr>
-          <w:rFonts w:ascii="Consolas" w:eastAsia="Consolas" w:hAnsi="Consolas" w:cs="Consolas"/>
-        </w:rPr>
-        <w:t>(2, '2025-02-25', '2025-03-27', 1400),</w:t>
-      </w:r>
-      <w:r>
-        <w:br/>
-      </w:r>
-      <w:r>
-        <w:rPr>
-          <w:rFonts w:ascii="Consolas" w:eastAsia="Consolas" w:hAnsi="Consolas" w:cs="Consolas"/>
-        </w:rPr>
-        <w:t>(3, '2025-03-01', '2025-03-31', 900),</w:t>
-      </w:r>
-      <w:r>
-        <w:br/>
-      </w:r>
-      <w:r>
-        <w:rPr>
-          <w:rFonts w:ascii="Consolas" w:eastAsia="Consolas" w:hAnsi="Consolas" w:cs="Consolas"/>
-        </w:rPr>
-        <w:t>(4, '2025-03-03', '2025-04-02', 2100),</w:t>
-      </w:r>
-      <w:r>
-        <w:br/>
-      </w:r>
-      <w:r>
-        <w:rPr>
-          <w:rFonts w:ascii="Consolas" w:eastAsia="Consolas" w:hAnsi="Consolas" w:cs="Consolas"/>
-        </w:rPr>
-        <w:t>(5, '2025-03-05', '2025-04-04', 2600),</w:t>
-      </w:r>
-      <w:r>
-        <w:br/>
-      </w:r>
-      <w:r>
-        <w:rPr>
-          <w:rFonts w:ascii="Consolas" w:eastAsia="Consolas" w:hAnsi="Consolas" w:cs="Consolas"/>
-        </w:rPr>
-        <w:t>(6, '2025-03-07', '2025-04-06', 1950),</w:t>
-      </w:r>
-      <w:r>
-        <w:br/>
-      </w:r>
-      <w:r>
-        <w:rPr>
-          <w:rFonts w:ascii="Consolas" w:eastAsia="Consolas" w:hAnsi="Consolas" w:cs="Consolas"/>
-        </w:rPr>
-        <w:t>(7, '2025-03-09', '2025-04-08', 1450),</w:t>
-      </w:r>
-      <w:r>
-        <w:br/>
-      </w:r>
-      <w:r>
-        <w:rPr>
-          <w:rFonts w:ascii="Consolas" w:eastAsia="Consolas" w:hAnsi="Consolas" w:cs="Consolas"/>
-        </w:rPr>
-        <w:t>(8, '2025-03-11', '2025-04-10', 1100),</w:t>
-      </w:r>
-      <w:r>
-        <w:br/>
-      </w:r>
-      <w:r>
-        <w:rPr>
-          <w:rFonts w:ascii="Consolas" w:eastAsia="Consolas" w:hAnsi="Consolas" w:cs="Consolas"/>
-        </w:rPr>
-        <w:t>(9, '2025-03-13', '2025-04-12', 2400),</w:t>
-      </w:r>
-      <w:r>
-        <w:br/>
-      </w:r>
-      <w:r>
-        <w:rPr>
-          <w:rFonts w:ascii="Consolas" w:eastAsia="Consolas" w:hAnsi="Consolas" w:cs="Consolas"/>
-        </w:rPr>
-        <w:t>(10,'2025-03-15', '2025-04-14', 1750);</w:t>
-      </w:r>
-      <w:r>
-        <w:br/>
-      </w:r>
-      <w:r>
-        <w:br/>
-      </w:r>
-      <w:r>
-        <w:rPr>
-          <w:rFonts w:ascii="Consolas" w:eastAsia="Consolas" w:hAnsi="Consolas" w:cs="Consolas"/>
-        </w:rPr>
-        <w:t>-- Add some receipts</w:t>
-      </w:r>
-      <w:r>
-        <w:br/>
-      </w:r>
-      <w:r>
-        <w:rPr>
-          <w:rFonts w:ascii="Consolas" w:eastAsia="Consolas" w:hAnsi="Consolas" w:cs="Consolas"/>
-        </w:rPr>
-        <w:t>INSERT INTO Receipt (</w:t>
-      </w:r>
-      <w:proofErr w:type="spellStart"/>
-      <w:r>
-        <w:rPr>
-          <w:rFonts w:ascii="Consolas" w:eastAsia="Consolas" w:hAnsi="Consolas" w:cs="Consolas"/>
-        </w:rPr>
-        <w:t>customer_id</w:t>
-      </w:r>
-      <w:proofErr w:type="spellEnd"/>
-      <w:r>
-        <w:rPr>
-          <w:rFonts w:ascii="Consolas" w:eastAsia="Consolas" w:hAnsi="Consolas" w:cs="Consolas"/>
-        </w:rPr>
-        <w:t xml:space="preserve">, </w:t>
-      </w:r>
-      <w:proofErr w:type="spellStart"/>
-      <w:r>
-        <w:rPr>
-          <w:rFonts w:ascii="Consolas" w:eastAsia="Consolas" w:hAnsi="Consolas" w:cs="Consolas"/>
-        </w:rPr>
-        <w:t>receipt_date</w:t>
-      </w:r>
-      <w:proofErr w:type="spellEnd"/>
-      <w:r>
-        <w:rPr>
-          <w:rFonts w:ascii="Consolas" w:eastAsia="Consolas" w:hAnsi="Consolas" w:cs="Consolas"/>
-        </w:rPr>
-        <w:t>, amount) VALUES</w:t>
-      </w:r>
-      <w:r>
-        <w:br/>
-      </w:r>
-      <w:r>
-        <w:rPr>
-          <w:rFonts w:ascii="Consolas" w:eastAsia="Consolas" w:hAnsi="Consolas" w:cs="Consolas"/>
-        </w:rPr>
-        <w:t>(1, '2025-01-20', 500),</w:t>
-      </w:r>
-      <w:r>
-        <w:br/>
-      </w:r>
-      <w:r>
-        <w:rPr>
-          <w:rFonts w:ascii="Consolas" w:eastAsia="Consolas" w:hAnsi="Consolas" w:cs="Consolas"/>
-        </w:rPr>
-        <w:t>(1, '2025-02-10', 800),</w:t>
-      </w:r>
-      <w:r>
-        <w:br/>
-      </w:r>
-      <w:r>
-        <w:rPr>
-          <w:rFonts w:ascii="Consolas" w:eastAsia="Consolas" w:hAnsi="Consolas" w:cs="Consolas"/>
-        </w:rPr>
-        <w:lastRenderedPageBreak/>
-        <w:t>(2, '2025-02-15', 1000),</w:t>
-      </w:r>
-      <w:r>
-        <w:br/>
-      </w:r>
-      <w:r>
-        <w:rPr>
-          <w:rFonts w:ascii="Consolas" w:eastAsia="Consolas" w:hAnsi="Consolas" w:cs="Consolas"/>
-        </w:rPr>
-        <w:t>(3, '2025-02-20', 600),</w:t>
-      </w:r>
-      <w:r>
-        <w:br/>
-      </w:r>
-      <w:r>
-        <w:rPr>
-          <w:rFonts w:ascii="Consolas" w:eastAsia="Consolas" w:hAnsi="Consolas" w:cs="Consolas"/>
-        </w:rPr>
-        <w:t>(4, '2025-02-25', 1200),</w:t>
-      </w:r>
-      <w:r>
-        <w:br/>
-      </w:r>
-      <w:r>
-        <w:rPr>
-          <w:rFonts w:ascii="Consolas" w:eastAsia="Consolas" w:hAnsi="Consolas" w:cs="Consolas"/>
-        </w:rPr>
-        <w:t>(5, '2025-03-01', 2000),</w:t>
-      </w:r>
-      <w:r>
-        <w:br/>
-      </w:r>
-      <w:r>
-        <w:rPr>
-          <w:rFonts w:ascii="Consolas" w:eastAsia="Consolas" w:hAnsi="Consolas" w:cs="Consolas"/>
-        </w:rPr>
-        <w:t>(6, '2025-03-05', 2200),</w:t>
-      </w:r>
-      <w:r>
-        <w:br/>
-      </w:r>
-      <w:r>
-        <w:rPr>
-          <w:rFonts w:ascii="Consolas" w:eastAsia="Consolas" w:hAnsi="Consolas" w:cs="Consolas"/>
-        </w:rPr>
-        <w:t>(7, '2025-03-10', 1700),</w:t>
-      </w:r>
-      <w:r>
-        <w:br/>
-      </w:r>
-      <w:r>
-        <w:rPr>
-          <w:rFonts w:ascii="Consolas" w:eastAsia="Consolas" w:hAnsi="Consolas" w:cs="Consolas"/>
-        </w:rPr>
-        <w:t>(8, '2025-03-12', 800),</w:t>
-      </w:r>
-      <w:r>
-        <w:br/>
-      </w:r>
-      <w:r>
-        <w:rPr>
-          <w:rFonts w:ascii="Consolas" w:eastAsia="Consolas" w:hAnsi="Consolas" w:cs="Consolas"/>
-        </w:rPr>
-        <w:t>(9, '2025-03-15', 1500);</w:t>
-      </w:r>
-      <w:r>
-        <w:br/>
-      </w:r>
-      <w:r>
-        <w:br/>
-      </w:r>
-      <w:r>
-        <w:rPr>
-          <w:rFonts w:ascii="Consolas" w:eastAsia="Consolas" w:hAnsi="Consolas" w:cs="Consolas"/>
-        </w:rPr>
-        <w:t>-- Map receipts to invoices</w:t>
-      </w:r>
-      <w:r>
-        <w:br/>
-      </w:r>
-      <w:r>
-        <w:rPr>
-          <w:rFonts w:ascii="Consolas" w:eastAsia="Consolas" w:hAnsi="Consolas" w:cs="Consolas"/>
-        </w:rPr>
-        <w:t xml:space="preserve">INSERT INTO </w:t>
-      </w:r>
-      <w:proofErr w:type="spellStart"/>
-      <w:r>
-        <w:rPr>
-          <w:rFonts w:ascii="Consolas" w:eastAsia="Consolas" w:hAnsi="Consolas" w:cs="Consolas"/>
-        </w:rPr>
-        <w:t>Invoice_Receipt_Map</w:t>
-      </w:r>
-      <w:proofErr w:type="spellEnd"/>
-      <w:r>
-        <w:rPr>
-          <w:rFonts w:ascii="Consolas" w:eastAsia="Consolas" w:hAnsi="Consolas" w:cs="Consolas"/>
-        </w:rPr>
-        <w:t xml:space="preserve"> (</w:t>
-      </w:r>
-      <w:proofErr w:type="spellStart"/>
-      <w:r>
-        <w:rPr>
-          <w:rFonts w:ascii="Consolas" w:eastAsia="Consolas" w:hAnsi="Consolas" w:cs="Consolas"/>
-        </w:rPr>
-        <w:t>invoice_id</w:t>
-      </w:r>
-      <w:proofErr w:type="spellEnd"/>
-      <w:r>
-        <w:rPr>
-          <w:rFonts w:ascii="Consolas" w:eastAsia="Consolas" w:hAnsi="Consolas" w:cs="Consolas"/>
-        </w:rPr>
-        <w:t xml:space="preserve">, </w:t>
-      </w:r>
-      <w:proofErr w:type="spellStart"/>
-      <w:r>
-        <w:rPr>
-          <w:rFonts w:ascii="Consolas" w:eastAsia="Consolas" w:hAnsi="Consolas" w:cs="Consolas"/>
-        </w:rPr>
-        <w:t>receipt_id</w:t>
-      </w:r>
-      <w:proofErr w:type="spellEnd"/>
-      <w:r>
-        <w:rPr>
-          <w:rFonts w:ascii="Consolas" w:eastAsia="Consolas" w:hAnsi="Consolas" w:cs="Consolas"/>
-        </w:rPr>
-        <w:t xml:space="preserve">, </w:t>
-      </w:r>
-      <w:proofErr w:type="spellStart"/>
-      <w:r>
-        <w:rPr>
-          <w:rFonts w:ascii="Consolas" w:eastAsia="Consolas" w:hAnsi="Consolas" w:cs="Consolas"/>
-        </w:rPr>
-        <w:t>applied_amount</w:t>
-      </w:r>
-      <w:proofErr w:type="spellEnd"/>
-      <w:r>
-        <w:rPr>
-          <w:rFonts w:ascii="Consolas" w:eastAsia="Consolas" w:hAnsi="Consolas" w:cs="Consolas"/>
-        </w:rPr>
-        <w:t>) VALUES</w:t>
-      </w:r>
-      <w:r>
-        <w:br/>
-      </w:r>
-      <w:r>
-        <w:rPr>
-          <w:rFonts w:ascii="Consolas" w:eastAsia="Consolas" w:hAnsi="Consolas" w:cs="Consolas"/>
-        </w:rPr>
-        <w:t>(1, 1, 500),</w:t>
-      </w:r>
-      <w:r>
-        <w:br/>
-      </w:r>
-      <w:r>
-        <w:rPr>
-          <w:rFonts w:ascii="Consolas" w:eastAsia="Consolas" w:hAnsi="Consolas" w:cs="Consolas"/>
-        </w:rPr>
-        <w:t>(2, 2, 800),</w:t>
-      </w:r>
-      <w:r>
-        <w:br/>
-      </w:r>
-      <w:r>
-        <w:rPr>
-          <w:rFonts w:ascii="Consolas" w:eastAsia="Consolas" w:hAnsi="Consolas" w:cs="Consolas"/>
-        </w:rPr>
-        <w:t>(3, 3, 1000),</w:t>
-      </w:r>
-      <w:r>
-        <w:br/>
-      </w:r>
-      <w:r>
-        <w:rPr>
-          <w:rFonts w:ascii="Consolas" w:eastAsia="Consolas" w:hAnsi="Consolas" w:cs="Consolas"/>
-        </w:rPr>
-        <w:t>(4, 4, 600),</w:t>
-      </w:r>
-      <w:r>
-        <w:br/>
-      </w:r>
-      <w:r>
-        <w:rPr>
-          <w:rFonts w:ascii="Consolas" w:eastAsia="Consolas" w:hAnsi="Consolas" w:cs="Consolas"/>
-        </w:rPr>
-        <w:t>(5, 5, 1200),</w:t>
-      </w:r>
-      <w:r>
-        <w:br/>
-      </w:r>
-      <w:r>
-        <w:rPr>
-          <w:rFonts w:ascii="Consolas" w:eastAsia="Consolas" w:hAnsi="Consolas" w:cs="Consolas"/>
-        </w:rPr>
-        <w:t>(6, 6, 2000),</w:t>
-      </w:r>
-      <w:r>
-        <w:br/>
-      </w:r>
-      <w:r>
-        <w:rPr>
-          <w:rFonts w:ascii="Consolas" w:eastAsia="Consolas" w:hAnsi="Consolas" w:cs="Consolas"/>
-        </w:rPr>
-        <w:t>(7, 7, 2200),</w:t>
-      </w:r>
-      <w:r>
-        <w:br/>
-      </w:r>
-      <w:r>
-        <w:rPr>
-          <w:rFonts w:ascii="Consolas" w:eastAsia="Consolas" w:hAnsi="Consolas" w:cs="Consolas"/>
-        </w:rPr>
-        <w:t>(8, 8, 1700),</w:t>
-      </w:r>
-      <w:r>
-        <w:br/>
-      </w:r>
-      <w:r>
-        <w:rPr>
-          <w:rFonts w:ascii="Consolas" w:eastAsia="Consolas" w:hAnsi="Consolas" w:cs="Consolas"/>
-        </w:rPr>
-        <w:t>(9, 9, 800),</w:t>
-      </w:r>
-      <w:r>
-        <w:br/>
-      </w:r>
-      <w:r>
-        <w:rPr>
-          <w:rFonts w:ascii="Consolas" w:eastAsia="Consolas" w:hAnsi="Consolas" w:cs="Consolas"/>
-        </w:rPr>
-        <w:t>(10, 10, 1500);</w:t>
-      </w:r>
-      <w:r>
-        <w:br/>
-      </w:r>
-      <w:r>
-        <w:br/>
-      </w:r>
-      <w:r>
-        <w:rPr>
-          <w:rFonts w:ascii="Consolas" w:eastAsia="Consolas" w:hAnsi="Consolas" w:cs="Consolas"/>
-        </w:rPr>
-        <w:t>-- Add some credit notes</w:t>
-      </w:r>
-      <w:r>
-        <w:br/>
-      </w:r>
-      <w:r>
-        <w:rPr>
-          <w:rFonts w:ascii="Consolas" w:eastAsia="Consolas" w:hAnsi="Consolas" w:cs="Consolas"/>
-        </w:rPr>
-        <w:t xml:space="preserve">INSERT INTO </w:t>
-      </w:r>
-      <w:proofErr w:type="spellStart"/>
-      <w:r>
-        <w:rPr>
-          <w:rFonts w:ascii="Consolas" w:eastAsia="Consolas" w:hAnsi="Consolas" w:cs="Consolas"/>
-        </w:rPr>
-        <w:t>Credit_Note</w:t>
-      </w:r>
-      <w:proofErr w:type="spellEnd"/>
-      <w:r>
-        <w:rPr>
-          <w:rFonts w:ascii="Consolas" w:eastAsia="Consolas" w:hAnsi="Consolas" w:cs="Consolas"/>
-        </w:rPr>
-        <w:t xml:space="preserve"> (</w:t>
-      </w:r>
-      <w:proofErr w:type="spellStart"/>
-      <w:r>
-        <w:rPr>
-          <w:rFonts w:ascii="Consolas" w:eastAsia="Consolas" w:hAnsi="Consolas" w:cs="Consolas"/>
-        </w:rPr>
-        <w:t>invoice_id</w:t>
-      </w:r>
-      <w:proofErr w:type="spellEnd"/>
-      <w:r>
-        <w:rPr>
-          <w:rFonts w:ascii="Consolas" w:eastAsia="Consolas" w:hAnsi="Consolas" w:cs="Consolas"/>
-        </w:rPr>
-        <w:t xml:space="preserve">, </w:t>
-      </w:r>
-      <w:proofErr w:type="spellStart"/>
-      <w:r>
-        <w:rPr>
-          <w:rFonts w:ascii="Consolas" w:eastAsia="Consolas" w:hAnsi="Consolas" w:cs="Consolas"/>
-        </w:rPr>
-        <w:t>credit_date</w:t>
-      </w:r>
-      <w:proofErr w:type="spellEnd"/>
-      <w:r>
-        <w:rPr>
-          <w:rFonts w:ascii="Consolas" w:eastAsia="Consolas" w:hAnsi="Consolas" w:cs="Consolas"/>
-        </w:rPr>
-        <w:t xml:space="preserve">, </w:t>
-      </w:r>
-      <w:proofErr w:type="spellStart"/>
-      <w:r>
-        <w:rPr>
-          <w:rFonts w:ascii="Consolas" w:eastAsia="Consolas" w:hAnsi="Consolas" w:cs="Consolas"/>
-        </w:rPr>
-        <w:t>credit_amount</w:t>
-      </w:r>
-      <w:proofErr w:type="spellEnd"/>
-      <w:r>
-        <w:rPr>
-          <w:rFonts w:ascii="Consolas" w:eastAsia="Consolas" w:hAnsi="Consolas" w:cs="Consolas"/>
-        </w:rPr>
-        <w:t>, reason) VALUES</w:t>
+        <w:t>INSERT INTO Credit_Note (invoice_id, credit_date, credit_amount, reason) VALUES</w:t>
       </w:r>
       <w:r>
         <w:br/>
@@ -3449,7 +2039,6 @@
           <w:sz w:val="48"/>
           <w:szCs w:val="48"/>
         </w:rPr>
-        <w:lastRenderedPageBreak/>
         <w:t xml:space="preserve">Part 2: 15 SQL </w:t>
       </w:r>
       <w:r>
@@ -3512,43 +2101,7 @@
           <w:b/>
           <w:bCs/>
         </w:rPr>
-        <w:t>Find overdue invoices (</w:t>
-      </w:r>
-      <w:proofErr w:type="spellStart"/>
-      <w:r>
-        <w:rPr>
-          <w:rFonts w:ascii="Cambria" w:eastAsia="Cambria" w:hAnsi="Cambria" w:cs="Cambria"/>
-          <w:b/>
-          <w:bCs/>
-        </w:rPr>
-        <w:t>due_date</w:t>
-      </w:r>
-      <w:proofErr w:type="spellEnd"/>
-      <w:r>
-        <w:rPr>
-          <w:rFonts w:ascii="Cambria" w:eastAsia="Cambria" w:hAnsi="Cambria" w:cs="Cambria"/>
-          <w:b/>
-          <w:bCs/>
-        </w:rPr>
-        <w:t xml:space="preserve"> &lt; today) and the outstanding balance (total - receipts - </w:t>
-      </w:r>
-      <w:proofErr w:type="spellStart"/>
-      <w:r>
-        <w:rPr>
-          <w:rFonts w:ascii="Cambria" w:eastAsia="Cambria" w:hAnsi="Cambria" w:cs="Cambria"/>
-          <w:b/>
-          <w:bCs/>
-        </w:rPr>
-        <w:t>credit_notes</w:t>
-      </w:r>
-      <w:proofErr w:type="spellEnd"/>
-      <w:r>
-        <w:rPr>
-          <w:rFonts w:ascii="Cambria" w:eastAsia="Cambria" w:hAnsi="Cambria" w:cs="Cambria"/>
-          <w:b/>
-          <w:bCs/>
-        </w:rPr>
-        <w:t>).</w:t>
+        <w:t>Find overdue invoices (due_date &lt; today) and the outstanding balance (total - receipts - credit_notes).</w:t>
       </w:r>
     </w:p>
     <w:p>
@@ -3657,41 +2210,13 @@
           <w:bCs/>
         </w:rPr>
       </w:pPr>
-      <w:proofErr w:type="gramStart"/>
       <w:r>
         <w:rPr>
           <w:rFonts w:ascii="Cambria" w:eastAsia="Cambria" w:hAnsi="Cambria" w:cs="Cambria"/>
           <w:b/>
           <w:bCs/>
         </w:rPr>
-        <w:t>List</w:t>
-      </w:r>
-      <w:proofErr w:type="gramEnd"/>
-      <w:r>
-        <w:rPr>
-          <w:rFonts w:ascii="Cambria" w:eastAsia="Cambria" w:hAnsi="Cambria" w:cs="Cambria"/>
-          <w:b/>
-          <w:bCs/>
-        </w:rPr>
-        <w:t xml:space="preserve"> customers who have exceeded their credit limit (total outstanding &gt; </w:t>
-      </w:r>
-      <w:proofErr w:type="spellStart"/>
-      <w:r>
-        <w:rPr>
-          <w:rFonts w:ascii="Cambria" w:eastAsia="Cambria" w:hAnsi="Cambria" w:cs="Cambria"/>
-          <w:b/>
-          <w:bCs/>
-        </w:rPr>
-        <w:t>credit_limit</w:t>
-      </w:r>
-      <w:proofErr w:type="spellEnd"/>
-      <w:r>
-        <w:rPr>
-          <w:rFonts w:ascii="Cambria" w:eastAsia="Cambria" w:hAnsi="Cambria" w:cs="Cambria"/>
-          <w:b/>
-          <w:bCs/>
-        </w:rPr>
-        <w:t>).</w:t>
+        <w:t>List customers who have exceeded their credit limit (total outstanding &gt; credit_limit).</w:t>
       </w:r>
     </w:p>
     <w:p>
@@ -3737,25 +2262,7 @@
           <w:b/>
           <w:bCs/>
         </w:rPr>
-        <w:t xml:space="preserve">Find invoices that have </w:t>
-      </w:r>
-      <w:proofErr w:type="gramStart"/>
-      <w:r>
-        <w:rPr>
-          <w:rFonts w:ascii="Cambria" w:eastAsia="Cambria" w:hAnsi="Cambria" w:cs="Cambria"/>
-          <w:b/>
-          <w:bCs/>
-        </w:rPr>
-        <w:t>credit notes applied</w:t>
-      </w:r>
-      <w:proofErr w:type="gramEnd"/>
-      <w:r>
-        <w:rPr>
-          <w:rFonts w:ascii="Cambria" w:eastAsia="Cambria" w:hAnsi="Cambria" w:cs="Cambria"/>
-          <w:b/>
-          <w:bCs/>
-        </w:rPr>
-        <w:t xml:space="preserve"> but no receipts.</w:t>
+        <w:t>Find invoices that have credit notes applied but no receipts.</w:t>
       </w:r>
     </w:p>
     <w:p>
@@ -3801,43 +2308,7 @@
           <w:b/>
           <w:bCs/>
         </w:rPr>
-        <w:t xml:space="preserve">Find the average number of days between </w:t>
-      </w:r>
-      <w:proofErr w:type="spellStart"/>
-      <w:r>
-        <w:rPr>
-          <w:rFonts w:ascii="Cambria" w:eastAsia="Cambria" w:hAnsi="Cambria" w:cs="Cambria"/>
-          <w:b/>
-          <w:bCs/>
-        </w:rPr>
-        <w:t>invoice_date</w:t>
-      </w:r>
-      <w:proofErr w:type="spellEnd"/>
-      <w:r>
-        <w:rPr>
-          <w:rFonts w:ascii="Cambria" w:eastAsia="Cambria" w:hAnsi="Cambria" w:cs="Cambria"/>
-          <w:b/>
-          <w:bCs/>
-        </w:rPr>
-        <w:t xml:space="preserve"> and </w:t>
-      </w:r>
-      <w:proofErr w:type="spellStart"/>
-      <w:r>
-        <w:rPr>
-          <w:rFonts w:ascii="Cambria" w:eastAsia="Cambria" w:hAnsi="Cambria" w:cs="Cambria"/>
-          <w:b/>
-          <w:bCs/>
-        </w:rPr>
-        <w:t>receipt_date</w:t>
-      </w:r>
-      <w:proofErr w:type="spellEnd"/>
-      <w:r>
-        <w:rPr>
-          <w:rFonts w:ascii="Cambria" w:eastAsia="Cambria" w:hAnsi="Cambria" w:cs="Cambria"/>
-          <w:b/>
-          <w:bCs/>
-        </w:rPr>
-        <w:t xml:space="preserve"> for each customer (DSO - Days Sales Outstanding).</w:t>
+        <w:t>Find the average number of days between invoice_date and receipt_date for each customer (DSO - Days Sales Outstanding).</w:t>
       </w:r>
     </w:p>
     <w:p>
@@ -3854,23 +2325,13 @@
           <w:bCs/>
         </w:rPr>
       </w:pPr>
-      <w:proofErr w:type="gramStart"/>
       <w:r>
         <w:rPr>
           <w:rFonts w:ascii="Cambria" w:eastAsia="Cambria" w:hAnsi="Cambria" w:cs="Cambria"/>
           <w:b/>
           <w:bCs/>
         </w:rPr>
-        <w:t>List</w:t>
-      </w:r>
-      <w:proofErr w:type="gramEnd"/>
-      <w:r>
-        <w:rPr>
-          <w:rFonts w:ascii="Cambria" w:eastAsia="Cambria" w:hAnsi="Cambria" w:cs="Cambria"/>
-          <w:b/>
-          <w:bCs/>
-        </w:rPr>
-        <w:t xml:space="preserve"> invoices with no receipts and no credit notes (completely unpaid).</w:t>
+        <w:t>List invoices with no receipts and no credit notes (completely unpaid).</w:t>
       </w:r>
     </w:p>
     <w:p>
@@ -3952,7 +2413,7 @@
       </w:r>
     </w:p>
     <w:sectPr>
-      <w:footerReference w:type="default" r:id="rId8"/>
+      <w:footerReference w:type="default" r:id="rId9"/>
       <w:pgSz w:w="12240" w:h="15840"/>
       <w:pgMar w:top="1440" w:right="1800" w:bottom="1440" w:left="1800" w:header="720" w:footer="720" w:gutter="0"/>
       <w:cols w:space="720"/>
@@ -4352,6 +2813,92 @@
     </w:lvl>
   </w:abstractNum>
   <w:abstractNum w:abstractNumId="10" w15:restartNumberingAfterBreak="0">
+    <w:nsid w:val="38570FA2"/>
+    <w:multiLevelType w:val="hybridMultilevel"/>
+    <w:tmpl w:val="E59ADB80"/>
+    <w:lvl w:ilvl="0" w:tplc="4009000F">
+      <w:start w:val="1"/>
+      <w:numFmt w:val="decimal"/>
+      <w:lvlText w:val="%1."/>
+      <w:lvlJc w:val="left"/>
+      <w:pPr>
+        <w:ind w:left="720" w:hanging="360"/>
+      </w:pPr>
+    </w:lvl>
+    <w:lvl w:ilvl="1" w:tplc="40090019" w:tentative="1">
+      <w:start w:val="1"/>
+      <w:numFmt w:val="lowerLetter"/>
+      <w:lvlText w:val="%2."/>
+      <w:lvlJc w:val="left"/>
+      <w:pPr>
+        <w:ind w:left="1440" w:hanging="360"/>
+      </w:pPr>
+    </w:lvl>
+    <w:lvl w:ilvl="2" w:tplc="4009001B" w:tentative="1">
+      <w:start w:val="1"/>
+      <w:numFmt w:val="lowerRoman"/>
+      <w:lvlText w:val="%3."/>
+      <w:lvlJc w:val="right"/>
+      <w:pPr>
+        <w:ind w:left="2160" w:hanging="180"/>
+      </w:pPr>
+    </w:lvl>
+    <w:lvl w:ilvl="3" w:tplc="4009000F" w:tentative="1">
+      <w:start w:val="1"/>
+      <w:numFmt w:val="decimal"/>
+      <w:lvlText w:val="%4."/>
+      <w:lvlJc w:val="left"/>
+      <w:pPr>
+        <w:ind w:left="2880" w:hanging="360"/>
+      </w:pPr>
+    </w:lvl>
+    <w:lvl w:ilvl="4" w:tplc="40090019" w:tentative="1">
+      <w:start w:val="1"/>
+      <w:numFmt w:val="lowerLetter"/>
+      <w:lvlText w:val="%5."/>
+      <w:lvlJc w:val="left"/>
+      <w:pPr>
+        <w:ind w:left="3600" w:hanging="360"/>
+      </w:pPr>
+    </w:lvl>
+    <w:lvl w:ilvl="5" w:tplc="4009001B" w:tentative="1">
+      <w:start w:val="1"/>
+      <w:numFmt w:val="lowerRoman"/>
+      <w:lvlText w:val="%6."/>
+      <w:lvlJc w:val="right"/>
+      <w:pPr>
+        <w:ind w:left="4320" w:hanging="180"/>
+      </w:pPr>
+    </w:lvl>
+    <w:lvl w:ilvl="6" w:tplc="4009000F" w:tentative="1">
+      <w:start w:val="1"/>
+      <w:numFmt w:val="decimal"/>
+      <w:lvlText w:val="%7."/>
+      <w:lvlJc w:val="left"/>
+      <w:pPr>
+        <w:ind w:left="5040" w:hanging="360"/>
+      </w:pPr>
+    </w:lvl>
+    <w:lvl w:ilvl="7" w:tplc="40090019" w:tentative="1">
+      <w:start w:val="1"/>
+      <w:numFmt w:val="lowerLetter"/>
+      <w:lvlText w:val="%8."/>
+      <w:lvlJc w:val="left"/>
+      <w:pPr>
+        <w:ind w:left="5760" w:hanging="360"/>
+      </w:pPr>
+    </w:lvl>
+    <w:lvl w:ilvl="8" w:tplc="4009001B" w:tentative="1">
+      <w:start w:val="1"/>
+      <w:numFmt w:val="lowerRoman"/>
+      <w:lvlText w:val="%9."/>
+      <w:lvlJc w:val="right"/>
+      <w:pPr>
+        <w:ind w:left="6480" w:hanging="180"/>
+      </w:pPr>
+    </w:lvl>
+  </w:abstractNum>
+  <w:abstractNum w:abstractNumId="11" w15:restartNumberingAfterBreak="0">
     <w:nsid w:val="43218C8D"/>
     <w:multiLevelType w:val="hybridMultilevel"/>
     <w:tmpl w:val="FBFCA9D4"/>
@@ -4464,7 +3011,7 @@
       </w:rPr>
     </w:lvl>
   </w:abstractNum>
-  <w:abstractNum w:abstractNumId="11" w15:restartNumberingAfterBreak="0">
+  <w:abstractNum w:abstractNumId="12" w15:restartNumberingAfterBreak="0">
     <w:nsid w:val="7C3AB204"/>
     <w:multiLevelType w:val="hybridMultilevel"/>
     <w:tmpl w:val="77BA7F04"/>
@@ -4554,10 +3101,10 @@
     <w:abstractNumId w:val="9"/>
   </w:num>
   <w:num w:numId="2" w16cid:durableId="37828319">
-    <w:abstractNumId w:val="11"/>
+    <w:abstractNumId w:val="12"/>
   </w:num>
   <w:num w:numId="3" w16cid:durableId="1575124460">
-    <w:abstractNumId w:val="10"/>
+    <w:abstractNumId w:val="11"/>
   </w:num>
   <w:num w:numId="4" w16cid:durableId="104274117">
     <w:abstractNumId w:val="8"/>
@@ -4585,6 +3132,9 @@
   </w:num>
   <w:num w:numId="12" w16cid:durableId="481583956">
     <w:abstractNumId w:val="0"/>
+  </w:num>
+  <w:num w:numId="13" w16cid:durableId="1304580002">
+    <w:abstractNumId w:val="10"/>
   </w:num>
 </w:numbering>
 </file>
